--- a/6-Automation/Python/13-Video Recorder - Ver 1.0 - id 18/Documentation/Video Recorder - Code Source.docx
+++ b/6-Automation/Python/13-Video Recorder - Ver 1.0 - id 18/Documentation/Video Recorder - Code Source.docx
@@ -174,13 +174,19 @@
       <w:r>
         <w:t>- create python program - Video Record make me record your screen</w:t>
       </w:r>
+      <w:r>
+        <w:t xml:space="preserve"> WITH SYSTEM AUDIO</w:t>
+      </w:r>
     </w:p>
     <w:p>
       <w:r>
         <w:t xml:space="preserve">- </w:t>
       </w:r>
       <w:r>
-        <w:t xml:space="preserve">make me choose record Two Audio like microphone and system </w:t>
+        <w:t>add start, pause, sto</w:t>
+      </w:r>
+      <w:r>
+        <w:t>p</w:t>
       </w:r>
     </w:p>
     <w:p>
@@ -188,10 +194,61 @@
         <w:t xml:space="preserve">- </w:t>
       </w:r>
       <w:r>
-        <w:t>add start, pause, sto</w:t>
-      </w:r>
-      <w:r>
-        <w:t>p</w:t>
+        <w:t>add shortcut</w:t>
+      </w:r>
+      <w:r>
+        <w:t>s</w:t>
+      </w:r>
+      <w:r>
+        <w:t xml:space="preserve"> </w:t>
+      </w:r>
+      <w:r>
+        <w:t>to</w:t>
+      </w:r>
+      <w:r>
+        <w:t xml:space="preserve"> make video start or stop or pause make them global to work even i focus in another one</w:t>
+      </w:r>
+    </w:p>
+    <w:p>
+      <w:r>
+        <w:t xml:space="preserve">   * </w:t>
+      </w:r>
+      <w:r>
+        <w:t>Start</w:t>
+      </w:r>
+      <w:r>
+        <w:t xml:space="preserve"> -&gt; </w:t>
+      </w:r>
+      <w:r>
+        <w:t>Ctrl + Alt + S</w:t>
+      </w:r>
+    </w:p>
+    <w:p>
+      <w:r>
+        <w:t xml:space="preserve">   * </w:t>
+      </w:r>
+      <w:r>
+        <w:t>Pause</w:t>
+      </w:r>
+      <w:r>
+        <w:t xml:space="preserve"> -&gt; </w:t>
+      </w:r>
+      <w:r>
+        <w:t>Ctrl + Alt + P</w:t>
+      </w:r>
+    </w:p>
+    <w:p>
+      <w:r>
+        <w:t xml:space="preserve">   * </w:t>
+      </w:r>
+      <w:r>
+        <w:t>Stop</w:t>
+      </w:r>
+      <w:r>
+        <w:t xml:space="preserve"> -&gt; </w:t>
+      </w:r>
+      <w:r>
+        <w:t>Ctrl + Alt + X</w:t>
       </w:r>
     </w:p>
     <w:p>
@@ -199,80 +256,23 @@
         <w:t xml:space="preserve">- </w:t>
       </w:r>
       <w:r>
-        <w:t>add shortcut</w:t>
-      </w:r>
-      <w:r>
-        <w:t>s</w:t>
+        <w:t>make me choose folder</w:t>
+      </w:r>
+    </w:p>
+    <w:p>
+      <w:r>
+        <w:t xml:space="preserve">- </w:t>
+      </w:r>
+      <w:r>
+        <w:t>add</w:t>
       </w:r>
       <w:r>
         <w:t xml:space="preserve"> </w:t>
       </w:r>
       <w:r>
-        <w:t>to</w:t>
-      </w:r>
-      <w:r>
-        <w:t xml:space="preserve"> make video start or stop or pause make them global to work even i focus in another one</w:t>
-      </w:r>
-    </w:p>
-    <w:p>
-      <w:r>
-        <w:t xml:space="preserve">   * </w:t>
-      </w:r>
-      <w:r>
-        <w:t>Start</w:t>
-      </w:r>
-      <w:r>
-        <w:t xml:space="preserve"> -&gt; </w:t>
-      </w:r>
-      <w:r>
-        <w:t>Ctrl + Alt + S</w:t>
-      </w:r>
-    </w:p>
-    <w:p>
-      <w:r>
-        <w:t xml:space="preserve">   * </w:t>
-      </w:r>
-      <w:r>
-        <w:t>Pause</w:t>
-      </w:r>
-      <w:r>
-        <w:t xml:space="preserve"> -&gt; </w:t>
-      </w:r>
-      <w:r>
-        <w:t>Ctrl + Alt + P</w:t>
-      </w:r>
-    </w:p>
-    <w:p>
-      <w:r>
-        <w:t xml:space="preserve">   * </w:t>
-      </w:r>
-      <w:r>
-        <w:t>Stop</w:t>
-      </w:r>
-      <w:r>
-        <w:t xml:space="preserve"> -&gt; </w:t>
-      </w:r>
-      <w:r>
-        <w:t>Ctrl + Alt + X</w:t>
-      </w:r>
-    </w:p>
-    <w:p>
-      <w:r>
-        <w:t xml:space="preserve">- </w:t>
-      </w:r>
-      <w:r>
-        <w:t>add loading screen and percentage when process video</w:t>
-      </w:r>
-    </w:p>
-    <w:p>
-      <w:r>
-        <w:t xml:space="preserve">- </w:t>
-      </w:r>
-      <w:r>
-        <w:t>make me choose folder and file format</w:t>
-      </w:r>
-    </w:p>
-    <w:p/>
+        <w:t>recording timer</w:t>
+      </w:r>
+    </w:p>
     <w:p>
       <w:pPr>
         <w:pStyle w:val="Heading2"/>
@@ -417,32 +417,17 @@
     </w:p>
     <w:p>
       <w:r>
-        <w:t>import cv2</w:t>
-      </w:r>
-    </w:p>
-    <w:p>
-      <w:r>
-        <w:t>import numpy as np</w:t>
-      </w:r>
-    </w:p>
-    <w:p>
-      <w:r>
-        <w:t>from mss import mss</w:t>
-      </w:r>
-    </w:p>
-    <w:p>
-      <w:r>
-        <w:t>import sounddevice as sd</w:t>
-      </w:r>
-    </w:p>
-    <w:p>
-      <w:r>
-        <w:t>from scipy.io.wavfile import write</w:t>
-      </w:r>
-    </w:p>
-    <w:p>
-      <w:r>
-        <w:t>from moviepy.editor import VideoFileClip, AudioFileClip, CompositeAudioClip</w:t>
+        <w:t>import tkinter as tk</w:t>
+      </w:r>
+    </w:p>
+    <w:p>
+      <w:r>
+        <w:t>from tkinter import ttk, filedialog</w:t>
+      </w:r>
+    </w:p>
+    <w:p>
+      <w:r>
+        <w:t>import subprocess</w:t>
       </w:r>
     </w:p>
     <w:p>
@@ -452,51 +437,48 @@
     </w:p>
     <w:p>
       <w:r>
-        <w:t>import tkinter as tk</w:t>
+        <w:t>import keyboard</w:t>
+      </w:r>
+    </w:p>
+    <w:p>
+      <w:r>
+        <w:t>import os</w:t>
+      </w:r>
+    </w:p>
+    <w:p>
+      <w:r>
+        <w:t>import re</w:t>
+      </w:r>
+    </w:p>
+    <w:p/>
+    <w:p>
+      <w:r>
+        <w:t># ==========================================</w:t>
+      </w:r>
+    </w:p>
+    <w:p>
+      <w:r>
+        <w:t># GLOBALS</w:t>
       </w:r>
     </w:p>
     <w:p>
       <w:r>
         <w:lastRenderedPageBreak/>
-        <w:t>from tkinter import ttk, filedialog</w:t>
-      </w:r>
-    </w:p>
-    <w:p>
-      <w:r>
-        <w:t>import time</w:t>
-      </w:r>
-    </w:p>
-    <w:p>
-      <w:r>
-        <w:t>import keyboard</w:t>
-      </w:r>
-    </w:p>
-    <w:p>
-      <w:r>
-        <w:t>import os</w:t>
-      </w:r>
-    </w:p>
-    <w:p/>
-    <w:p>
-      <w:r>
-        <w:t># =============================</w:t>
-      </w:r>
-    </w:p>
-    <w:p>
-      <w:r>
-        <w:t># GLOBAL STATE</w:t>
-      </w:r>
-    </w:p>
-    <w:p>
-      <w:r>
-        <w:t># =============================</w:t>
-      </w:r>
-    </w:p>
-    <w:p>
-      <w:r>
-        <w:t>recording = False</w:t>
-      </w:r>
-    </w:p>
+        <w:t># ==========================================</w:t>
+      </w:r>
+    </w:p>
+    <w:p>
+      <w:r>
+        <w:t>recording_process = None</w:t>
+      </w:r>
+    </w:p>
+    <w:p/>
+    <w:p>
+      <w:r>
+        <w:t>save_folder = ""</w:t>
+      </w:r>
+    </w:p>
+    <w:p/>
     <w:p>
       <w:r>
         <w:t>paused = False</w:t>
@@ -505,118 +487,249 @@
     <w:p/>
     <w:p>
       <w:r>
-        <w:t>pause_event = threading.Event()</w:t>
-      </w:r>
-    </w:p>
-    <w:p>
-      <w:r>
-        <w:t>pause_event.set()</w:t>
-      </w:r>
-    </w:p>
-    <w:p/>
-    <w:p>
-      <w:r>
-        <w:t>save_folder = ""</w:t>
-      </w:r>
-    </w:p>
-    <w:p>
-      <w:r>
-        <w:t>save_format = "mp4"</w:t>
-      </w:r>
-    </w:p>
-    <w:p/>
-    <w:p>
-      <w:r>
-        <w:t>progress_window = None</w:t>
-      </w:r>
-    </w:p>
-    <w:p>
-      <w:r>
-        <w:t>progress_var = None</w:t>
-      </w:r>
-    </w:p>
-    <w:p>
-      <w:r>
-        <w:t>progress_label = None</w:t>
-      </w:r>
-    </w:p>
-    <w:p>
-      <w:r>
-        <w:t>progress_running = False</w:t>
-      </w:r>
-    </w:p>
-    <w:p/>
-    <w:p>
-      <w:r>
-        <w:t># =============================</w:t>
-      </w:r>
-    </w:p>
-    <w:p>
-      <w:r>
-        <w:t># DEVICES</w:t>
-      </w:r>
-    </w:p>
-    <w:p>
-      <w:r>
-        <w:t># =============================</w:t>
-      </w:r>
-    </w:p>
-    <w:p>
-      <w:r>
-        <w:t>def list_input_devices():</w:t>
+        <w:t>segment_index = 0</w:t>
+      </w:r>
+    </w:p>
+    <w:p/>
+    <w:p>
+      <w:r>
+        <w:t>segments = []</w:t>
+      </w:r>
+    </w:p>
+    <w:p/>
+    <w:p>
+      <w:r>
+        <w:t># ==========================================</w:t>
+      </w:r>
+    </w:p>
+    <w:p>
+      <w:r>
+        <w:t># TIMER GLOBALS</w:t>
+      </w:r>
+    </w:p>
+    <w:p>
+      <w:r>
+        <w:t># ==========================================</w:t>
+      </w:r>
+    </w:p>
+    <w:p>
+      <w:r>
+        <w:t>recording_seconds = 0</w:t>
+      </w:r>
+    </w:p>
+    <w:p>
+      <w:r>
+        <w:t>timer_running = False</w:t>
+      </w:r>
+    </w:p>
+    <w:p/>
+    <w:p>
+      <w:r>
+        <w:t># ==========================================</w:t>
+      </w:r>
+    </w:p>
+    <w:p>
+      <w:r>
+        <w:t># GET AUDIO DEVICES</w:t>
+      </w:r>
+    </w:p>
+    <w:p>
+      <w:r>
+        <w:t># ==========================================</w:t>
+      </w:r>
+    </w:p>
+    <w:p>
+      <w:r>
+        <w:t>def get_audio_devices():</w:t>
+      </w:r>
+    </w:p>
+    <w:p/>
+    <w:p>
+      <w:r>
+        <w:t>    startupinfo = subprocess.STARTUPINFO()</w:t>
+      </w:r>
+    </w:p>
+    <w:p>
+      <w:r>
+        <w:t>    startupinfo.dwFlags |= subprocess.STARTF_USESHOWWINDOW</w:t>
+      </w:r>
+    </w:p>
+    <w:p/>
+    <w:p>
+      <w:r>
+        <w:t>    result = subprocess.run(</w:t>
       </w:r>
     </w:p>
     <w:p>
       <w:r>
         <w:lastRenderedPageBreak/>
-        <w:t>    devices = sd.query_devices()</w:t>
-      </w:r>
-    </w:p>
-    <w:p>
-      <w:r>
-        <w:t>    return [(i, d['name']) for i, d in enumerate(devices) if d['max_input_channels'] &gt; 0]</w:t>
-      </w:r>
-    </w:p>
-    <w:p/>
-    <w:p>
-      <w:r>
-        <w:t>def get_device(var):</w:t>
-      </w:r>
-    </w:p>
-    <w:p>
-      <w:r>
-        <w:t>    val = var.get()</w:t>
-      </w:r>
-    </w:p>
-    <w:p>
-      <w:r>
-        <w:t>    if not val:</w:t>
-      </w:r>
-    </w:p>
-    <w:p>
-      <w:r>
-        <w:t>        return None</w:t>
-      </w:r>
-    </w:p>
-    <w:p>
-      <w:r>
-        <w:t>    return int(val.split(":")[0])</w:t>
-      </w:r>
-    </w:p>
-    <w:p/>
-    <w:p>
-      <w:r>
-        <w:t># =============================</w:t>
-      </w:r>
-    </w:p>
-    <w:p>
-      <w:r>
-        <w:t># CHOOSE FOLDER</w:t>
-      </w:r>
-    </w:p>
-    <w:p>
-      <w:r>
-        <w:t># =============================</w:t>
+        <w:t>        [</w:t>
+      </w:r>
+    </w:p>
+    <w:p>
+      <w:r>
+        <w:t>            "ffmpeg",</w:t>
+      </w:r>
+    </w:p>
+    <w:p>
+      <w:r>
+        <w:t>            "-list_devices",</w:t>
+      </w:r>
+    </w:p>
+    <w:p>
+      <w:r>
+        <w:t>            "true",</w:t>
+      </w:r>
+    </w:p>
+    <w:p>
+      <w:r>
+        <w:t>            "-f",</w:t>
+      </w:r>
+    </w:p>
+    <w:p>
+      <w:r>
+        <w:t>            "dshow",</w:t>
+      </w:r>
+    </w:p>
+    <w:p>
+      <w:r>
+        <w:t>            "-i",</w:t>
+      </w:r>
+    </w:p>
+    <w:p>
+      <w:r>
+        <w:t>            "dummy"</w:t>
+      </w:r>
+    </w:p>
+    <w:p>
+      <w:r>
+        <w:t>        ],</w:t>
+      </w:r>
+    </w:p>
+    <w:p>
+      <w:r>
+        <w:t>        capture_output=True,</w:t>
+      </w:r>
+    </w:p>
+    <w:p>
+      <w:r>
+        <w:t>        text=True,</w:t>
+      </w:r>
+    </w:p>
+    <w:p>
+      <w:r>
+        <w:t>        creationflags=subprocess.CREATE_NO_WINDOW,</w:t>
+      </w:r>
+    </w:p>
+    <w:p>
+      <w:r>
+        <w:t>        startupinfo=startupinfo</w:t>
+      </w:r>
+    </w:p>
+    <w:p>
+      <w:r>
+        <w:t>    )</w:t>
+      </w:r>
+    </w:p>
+    <w:p/>
+    <w:p>
+      <w:r>
+        <w:t>    output = result.stderr</w:t>
+      </w:r>
+    </w:p>
+    <w:p/>
+    <w:p>
+      <w:r>
+        <w:t>    devices = []</w:t>
+      </w:r>
+    </w:p>
+    <w:p/>
+    <w:p>
+      <w:r>
+        <w:t>    for line in output.splitlines():</w:t>
+      </w:r>
+    </w:p>
+    <w:p/>
+    <w:p>
+      <w:r>
+        <w:t>        if "Alternative name" in line:</w:t>
+      </w:r>
+    </w:p>
+    <w:p>
+      <w:r>
+        <w:t>            continue</w:t>
+      </w:r>
+    </w:p>
+    <w:p/>
+    <w:p>
+      <w:r>
+        <w:t>        match = re.search(r'"(.*?)"', line)</w:t>
+      </w:r>
+    </w:p>
+    <w:p/>
+    <w:p>
+      <w:r>
+        <w:lastRenderedPageBreak/>
+        <w:t>        if match:</w:t>
+      </w:r>
+    </w:p>
+    <w:p/>
+    <w:p>
+      <w:r>
+        <w:t>            name = match.group(1)</w:t>
+      </w:r>
+    </w:p>
+    <w:p/>
+    <w:p>
+      <w:r>
+        <w:t>            if (</w:t>
+      </w:r>
+    </w:p>
+    <w:p>
+      <w:r>
+        <w:t>                "DirectShow audio devices" not in name</w:t>
+      </w:r>
+    </w:p>
+    <w:p>
+      <w:r>
+        <w:t>                and</w:t>
+      </w:r>
+    </w:p>
+    <w:p>
+      <w:r>
+        <w:t>                "DirectShow video devices" not in name</w:t>
+      </w:r>
+    </w:p>
+    <w:p>
+      <w:r>
+        <w:t>            ):</w:t>
+      </w:r>
+    </w:p>
+    <w:p>
+      <w:r>
+        <w:t>                devices.append(name)</w:t>
+      </w:r>
+    </w:p>
+    <w:p/>
+    <w:p>
+      <w:r>
+        <w:t>    return devices</w:t>
+      </w:r>
+    </w:p>
+    <w:p/>
+    <w:p>
+      <w:r>
+        <w:t># ==========================================</w:t>
+      </w:r>
+    </w:p>
+    <w:p>
+      <w:r>
+        <w:t># CHOOSE SAVE FOLDER</w:t>
+      </w:r>
+    </w:p>
+    <w:p>
+      <w:r>
+        <w:t># ==========================================</w:t>
       </w:r>
     </w:p>
     <w:p>
@@ -624,282 +737,140 @@
         <w:t>def choose_folder():</w:t>
       </w:r>
     </w:p>
+    <w:p/>
     <w:p>
       <w:r>
         <w:t>    global save_folder</w:t>
       </w:r>
     </w:p>
-    <w:p>
-      <w:r>
-        <w:t>    save_folder = filedialog.askdirectory()</w:t>
-      </w:r>
-    </w:p>
-    <w:p>
-      <w:r>
-        <w:t>    folder_label.config(text=save_folder if save_folder else "No folder selected")</w:t>
-      </w:r>
-    </w:p>
-    <w:p/>
-    <w:p>
-      <w:r>
-        <w:t># =============================</w:t>
-      </w:r>
-    </w:p>
-    <w:p>
-      <w:r>
-        <w:t># AUDIO</w:t>
-      </w:r>
-    </w:p>
-    <w:p>
-      <w:r>
-        <w:t># =============================</w:t>
-      </w:r>
-    </w:p>
-    <w:p>
-      <w:r>
-        <w:t>def record_audio(filename, device, samplerate=44100):</w:t>
-      </w:r>
-    </w:p>
-    <w:p>
-      <w:r>
-        <w:t>    global recording</w:t>
-      </w:r>
-    </w:p>
-    <w:p/>
-    <w:p>
-      <w:r>
-        <w:t>    audio_data = []</w:t>
-      </w:r>
-    </w:p>
-    <w:p/>
-    <w:p>
-      <w:r>
-        <w:t>    def callback(indata, frames, time_info, status):</w:t>
-      </w:r>
-    </w:p>
+    <w:p/>
+    <w:p>
+      <w:r>
+        <w:t>    folder = filedialog.askdirectory()</w:t>
+      </w:r>
+    </w:p>
+    <w:p/>
+    <w:p>
+      <w:r>
+        <w:t>    if folder:</w:t>
+      </w:r>
+    </w:p>
+    <w:p>
+      <w:r>
+        <w:t>        save_folder = folder</w:t>
+      </w:r>
+    </w:p>
+    <w:p>
+      <w:r>
+        <w:t>        folder_label.config(text=save_folder)</w:t>
+      </w:r>
+    </w:p>
+    <w:p/>
     <w:p>
       <w:r>
         <w:lastRenderedPageBreak/>
-        <w:t>        if recording and pause_event.is_set():</w:t>
-      </w:r>
-    </w:p>
-    <w:p>
-      <w:r>
-        <w:t>            audio_data.append(indata.copy())</w:t>
-      </w:r>
-    </w:p>
-    <w:p/>
-    <w:p>
-      <w:r>
-        <w:t>    try:</w:t>
-      </w:r>
-    </w:p>
-    <w:p>
-      <w:r>
-        <w:t>        with sd.InputStream(device=device, samplerate=samplerate, channels=2, callback=callback):</w:t>
-      </w:r>
-    </w:p>
-    <w:p>
-      <w:r>
-        <w:t>            while recording:</w:t>
-      </w:r>
-    </w:p>
-    <w:p>
-      <w:r>
-        <w:t>                sd.sleep(50)</w:t>
-      </w:r>
-    </w:p>
-    <w:p>
-      <w:r>
-        <w:t>    except:</w:t>
-      </w:r>
-    </w:p>
-    <w:p>
-      <w:r>
-        <w:t>        return</w:t>
-      </w:r>
-    </w:p>
-    <w:p/>
-    <w:p>
-      <w:r>
-        <w:t>    if audio_data:</w:t>
-      </w:r>
-    </w:p>
-    <w:p>
-      <w:r>
-        <w:t>        audio_data = np.concatenate(audio_data, axis=0)</w:t>
-      </w:r>
-    </w:p>
-    <w:p>
-      <w:r>
-        <w:t>        write(filename, samplerate, audio_data)</w:t>
-      </w:r>
-    </w:p>
-    <w:p/>
-    <w:p>
-      <w:r>
-        <w:t># =============================</w:t>
-      </w:r>
-    </w:p>
-    <w:p>
-      <w:r>
-        <w:t># SCREEN</w:t>
-      </w:r>
-    </w:p>
-    <w:p>
-      <w:r>
-        <w:t># =============================</w:t>
-      </w:r>
-    </w:p>
-    <w:p>
-      <w:r>
-        <w:t>def record_screen(filename, fps):</w:t>
-      </w:r>
-    </w:p>
-    <w:p>
-      <w:r>
-        <w:t>    global recording</w:t>
-      </w:r>
-    </w:p>
-    <w:p/>
-    <w:p>
-      <w:r>
-        <w:t>    fps = min(int(fps), 30)</w:t>
-      </w:r>
-    </w:p>
-    <w:p/>
-    <w:p>
-      <w:r>
-        <w:t>    with mss() as sct:</w:t>
-      </w:r>
-    </w:p>
-    <w:p>
-      <w:r>
-        <w:t>        monitor = sct.monitors[1]</w:t>
-      </w:r>
-    </w:p>
-    <w:p>
-      <w:r>
-        <w:t>        width = monitor["width"]</w:t>
-      </w:r>
-    </w:p>
-    <w:p>
-      <w:r>
-        <w:lastRenderedPageBreak/>
-        <w:t>        height = monitor["height"]</w:t>
-      </w:r>
-    </w:p>
-    <w:p/>
-    <w:p>
-      <w:r>
-        <w:t>        fourcc = cv2.VideoWriter_fourcc(*"XVID")</w:t>
-      </w:r>
-    </w:p>
-    <w:p>
-      <w:r>
-        <w:t>        out = cv2.VideoWriter(filename, fourcc, fps, (width, height))</w:t>
-      </w:r>
-    </w:p>
-    <w:p/>
-    <w:p>
-      <w:r>
-        <w:t>        frame_interval = 1.0 / fps</w:t>
-      </w:r>
-    </w:p>
-    <w:p>
-      <w:r>
-        <w:t>        next_time = time.perf_counter()</w:t>
-      </w:r>
-    </w:p>
-    <w:p/>
-    <w:p>
-      <w:r>
-        <w:t>        while recording:</w:t>
-      </w:r>
-    </w:p>
-    <w:p>
-      <w:r>
-        <w:t>            if not pause_event.is_set():</w:t>
-      </w:r>
-    </w:p>
-    <w:p>
-      <w:r>
-        <w:t>                time.sleep(0.1)</w:t>
-      </w:r>
-    </w:p>
-    <w:p>
-      <w:r>
-        <w:t>                next_time = time.perf_counter()</w:t>
-      </w:r>
-    </w:p>
-    <w:p>
-      <w:r>
-        <w:t>                continue</w:t>
-      </w:r>
-    </w:p>
-    <w:p/>
-    <w:p>
-      <w:r>
-        <w:t>            img = sct.grab(monitor)</w:t>
-      </w:r>
-    </w:p>
-    <w:p>
-      <w:r>
-        <w:t>            frame = np.array(img)</w:t>
-      </w:r>
-    </w:p>
-    <w:p>
-      <w:r>
-        <w:t>            frame = cv2.cvtColor(frame, cv2.COLOR_BGRA2BGR)</w:t>
-      </w:r>
-    </w:p>
-    <w:p>
-      <w:r>
-        <w:t>            out.write(frame)</w:t>
-      </w:r>
-    </w:p>
-    <w:p/>
-    <w:p>
-      <w:r>
-        <w:t>            next_time += frame_interval</w:t>
-      </w:r>
-    </w:p>
-    <w:p>
-      <w:r>
-        <w:t>            sleep = next_time - time.perf_counter()</w:t>
-      </w:r>
-    </w:p>
-    <w:p>
-      <w:r>
-        <w:t>            if sleep &gt; 0:</w:t>
-      </w:r>
-    </w:p>
-    <w:p>
-      <w:r>
-        <w:t>                time.sleep(sleep)</w:t>
-      </w:r>
-    </w:p>
-    <w:p/>
-    <w:p>
-      <w:r>
-        <w:t>        out.release()</w:t>
-      </w:r>
-    </w:p>
-    <w:p/>
-    <w:p>
-      <w:r>
-        <w:lastRenderedPageBreak/>
-        <w:t># =============================</w:t>
-      </w:r>
-    </w:p>
-    <w:p>
-      <w:r>
-        <w:t># START</w:t>
-      </w:r>
-    </w:p>
-    <w:p>
-      <w:r>
-        <w:t># =============================</w:t>
+        <w:t># ==========================================</w:t>
+      </w:r>
+    </w:p>
+    <w:p>
+      <w:r>
+        <w:t># RECORD TIMER</w:t>
+      </w:r>
+    </w:p>
+    <w:p>
+      <w:r>
+        <w:t># ==========================================</w:t>
+      </w:r>
+    </w:p>
+    <w:p>
+      <w:r>
+        <w:t>def update_timer():</w:t>
+      </w:r>
+    </w:p>
+    <w:p/>
+    <w:p>
+      <w:r>
+        <w:t>    global recording_seconds</w:t>
+      </w:r>
+    </w:p>
+    <w:p>
+      <w:r>
+        <w:t>    global timer_running</w:t>
+      </w:r>
+    </w:p>
+    <w:p/>
+    <w:p>
+      <w:r>
+        <w:t>    if timer_running:</w:t>
+      </w:r>
+    </w:p>
+    <w:p/>
+    <w:p>
+      <w:r>
+        <w:t>        hrs = recording_seconds // 3600</w:t>
+      </w:r>
+    </w:p>
+    <w:p>
+      <w:r>
+        <w:t>        mins = (recording_seconds % 3600) // 60</w:t>
+      </w:r>
+    </w:p>
+    <w:p>
+      <w:r>
+        <w:t>        secs = recording_seconds % 60</w:t>
+      </w:r>
+    </w:p>
+    <w:p/>
+    <w:p>
+      <w:r>
+        <w:t>        timer_label.config(</w:t>
+      </w:r>
+    </w:p>
+    <w:p>
+      <w:r>
+        <w:t>            text=f"</w:t>
+      </w:r>
+      <w:r>
+        <w:rPr>
+          <w:rFonts w:ascii="Segoe UI Symbol" w:hAnsi="Segoe UI Symbol" w:cs="Segoe UI Symbol"/>
+        </w:rPr>
+        <w:t>⏱</w:t>
+      </w:r>
+      <w:r>
+        <w:t xml:space="preserve"> {hrs:02}:{mins:02}:{secs:02}"</w:t>
+      </w:r>
+    </w:p>
+    <w:p>
+      <w:r>
+        <w:t>        )</w:t>
+      </w:r>
+    </w:p>
+    <w:p/>
+    <w:p>
+      <w:r>
+        <w:t>        recording_seconds += 1</w:t>
+      </w:r>
+    </w:p>
+    <w:p/>
+    <w:p>
+      <w:r>
+        <w:t>    root.after(1000, update_timer)</w:t>
+      </w:r>
+    </w:p>
+    <w:p/>
+    <w:p>
+      <w:r>
+        <w:t># ==========================================</w:t>
+      </w:r>
+    </w:p>
+    <w:p>
+      <w:r>
+        <w:t># START RECORDING</w:t>
+      </w:r>
+    </w:p>
+    <w:p>
+      <w:r>
+        <w:t># ==========================================</w:t>
       </w:r>
     </w:p>
     <w:p>
@@ -907,15 +878,36 @@
         <w:t>def start_recording():</w:t>
       </w:r>
     </w:p>
-    <w:p>
-      <w:r>
-        <w:t>    global recording</w:t>
-      </w:r>
-    </w:p>
-    <w:p/>
-    <w:p>
-      <w:r>
-        <w:t>    if recording:</w:t>
+    <w:p/>
+    <w:p>
+      <w:r>
+        <w:t>    global recording_process</w:t>
+      </w:r>
+    </w:p>
+    <w:p>
+      <w:r>
+        <w:t>    global segment_index</w:t>
+      </w:r>
+    </w:p>
+    <w:p>
+      <w:r>
+        <w:t>    global segments</w:t>
+      </w:r>
+    </w:p>
+    <w:p>
+      <w:r>
+        <w:t>    global paused</w:t>
+      </w:r>
+    </w:p>
+    <w:p>
+      <w:r>
+        <w:t>    global timer_running</w:t>
+      </w:r>
+    </w:p>
+    <w:p/>
+    <w:p>
+      <w:r>
+        <w:t>    if recording_process:</w:t>
       </w:r>
     </w:p>
     <w:p>
@@ -951,111 +943,27 @@
     <w:p/>
     <w:p>
       <w:r>
-        <w:t>    recording = True</w:t>
-      </w:r>
-    </w:p>
-    <w:p>
-      <w:r>
-        <w:t>    pause_event.set()</w:t>
-      </w:r>
-    </w:p>
-    <w:p/>
-    <w:p>
-      <w:r>
-        <w:t>    fps = int(fps_var.get())</w:t>
-      </w:r>
-    </w:p>
-    <w:p/>
-    <w:p>
-      <w:r>
-        <w:t>    base_video = os.path.join(save_folder, f"screen.avi")</w:t>
-      </w:r>
-    </w:p>
-    <w:p>
-      <w:r>
-        <w:t>    audio1_file = os.path.join(save_folder, "audio1.wav")</w:t>
-      </w:r>
-    </w:p>
-    <w:p>
-      <w:r>
-        <w:t>    audio2_file = os.path.join(save_folder, "audio2.wav")</w:t>
-      </w:r>
-    </w:p>
-    <w:p/>
-    <w:p>
-      <w:r>
-        <w:t>    dev1 = get_device(dev1_var)</w:t>
-      </w:r>
-    </w:p>
-    <w:p>
-      <w:r>
-        <w:t>    dev2 = get_device(dev2_var)</w:t>
-      </w:r>
-    </w:p>
-    <w:p/>
-    <w:p>
-      <w:r>
-        <w:t>    threading.Thread(target=record_screen, args=(base_video, fps), daemon=True).start()</w:t>
-      </w:r>
-    </w:p>
-    <w:p/>
-    <w:p>
-      <w:r>
-        <w:t>    if dev1 is not None:</w:t>
-      </w:r>
-    </w:p>
-    <w:p>
-      <w:r>
-        <w:t>        threading.Thread(target=record_audio, args=(audio1_file, dev1), daemon=True).start()</w:t>
-      </w:r>
-    </w:p>
-    <w:p/>
-    <w:p>
-      <w:r>
-        <w:t>    if dev2 is not None:</w:t>
-      </w:r>
-    </w:p>
-    <w:p>
-      <w:r>
-        <w:t>        threading.Thread(target=record_audio, args=(audio2_file, dev2), daemon=True).start()</w:t>
-      </w:r>
-    </w:p>
-    <w:p/>
-    <w:p>
-      <w:r>
-        <w:t>    status_label.config(text="Recording...")</w:t>
-      </w:r>
-    </w:p>
-    <w:p/>
-    <w:p>
-      <w:r>
-        <w:t># =============================</w:t>
-      </w:r>
-    </w:p>
-    <w:p>
-      <w:r>
-        <w:t># STOP</w:t>
-      </w:r>
-    </w:p>
-    <w:p>
-      <w:r>
-        <w:t># =============================</w:t>
-      </w:r>
-    </w:p>
-    <w:p>
-      <w:r>
-        <w:t>def stop_recording():</w:t>
-      </w:r>
-    </w:p>
-    <w:p>
-      <w:r>
-        <w:t>    global recording, progress_running</w:t>
-      </w:r>
-    </w:p>
-    <w:p/>
-    <w:p>
-      <w:r>
-        <w:t>    if not recording:</w:t>
+        <w:t>    audio_device = audio_var.get()</w:t>
+      </w:r>
+    </w:p>
+    <w:p/>
+    <w:p>
+      <w:r>
+        <w:t>    if not audio_device:</w:t>
+      </w:r>
+    </w:p>
+    <w:p>
+      <w:r>
+        <w:t>        status_label.config(text="</w:t>
+      </w:r>
+      <w:r>
+        <w:rPr>
+          <w:rFonts w:ascii="Segoe UI Emoji" w:hAnsi="Segoe UI Emoji" w:cs="Segoe UI Emoji"/>
+        </w:rPr>
+        <w:t>❌</w:t>
+      </w:r>
+      <w:r>
+        <w:t xml:space="preserve"> Select audio device")</w:t>
       </w:r>
     </w:p>
     <w:p>
@@ -1066,48 +974,247 @@
     <w:p/>
     <w:p>
       <w:r>
-        <w:t>    recording = False</w:t>
-      </w:r>
-    </w:p>
-    <w:p>
-      <w:r>
-        <w:t>    pause_event.set()</w:t>
-      </w:r>
-    </w:p>
-    <w:p/>
-    <w:p>
-      <w:r>
-        <w:t>    status_label.config(text="Processing...")</w:t>
-      </w:r>
-    </w:p>
-    <w:p/>
-    <w:p>
-      <w:r>
-        <w:t>    fps = int(fps_var.get())</w:t>
-      </w:r>
-    </w:p>
-    <w:p/>
-    <w:p>
-      <w:r>
-        <w:t>    video_path = os.path.join(save_folder, "screen.avi")</w:t>
+        <w:t>    filename = f"segment_{segment_index}.mp4"</w:t>
+      </w:r>
+    </w:p>
+    <w:p/>
+    <w:p>
+      <w:r>
+        <w:t>    output_path = os.path.join(</w:t>
+      </w:r>
+    </w:p>
+    <w:p>
+      <w:r>
+        <w:t>        save_folder,</w:t>
+      </w:r>
+    </w:p>
+    <w:p>
+      <w:r>
+        <w:t>        filename</w:t>
+      </w:r>
+    </w:p>
+    <w:p>
+      <w:r>
+        <w:t>    )</w:t>
+      </w:r>
+    </w:p>
+    <w:p/>
+    <w:p>
+      <w:r>
+        <w:t>    segments.append(output_path)</w:t>
+      </w:r>
+    </w:p>
+    <w:p/>
+    <w:p>
+      <w:r>
+        <w:t>    command = [</w:t>
+      </w:r>
+    </w:p>
+    <w:p/>
+    <w:p>
+      <w:r>
+        <w:t>        "ffmpeg",</w:t>
+      </w:r>
+    </w:p>
+    <w:p/>
+    <w:p>
+      <w:r>
+        <w:t>        "-y",</w:t>
+      </w:r>
+    </w:p>
+    <w:p/>
+    <w:p>
+      <w:r>
+        <w:t>        # ======================================</w:t>
+      </w:r>
+    </w:p>
+    <w:p>
+      <w:r>
+        <w:t>        # SCREEN</w:t>
+      </w:r>
+    </w:p>
+    <w:p>
+      <w:r>
+        <w:t>        # ======================================</w:t>
+      </w:r>
+    </w:p>
+    <w:p>
+      <w:r>
+        <w:t>        "-f", "gdigrab",</w:t>
+      </w:r>
+    </w:p>
+    <w:p/>
+    <w:p>
+      <w:r>
+        <w:t>        "-draw_mouse", "1",</w:t>
+      </w:r>
+    </w:p>
+    <w:p/>
+    <w:p>
+      <w:r>
+        <w:t>        "-framerate", "30",</w:t>
+      </w:r>
+    </w:p>
+    <w:p/>
+    <w:p>
+      <w:r>
+        <w:t>        "-probesize", "10M",</w:t>
+      </w:r>
+    </w:p>
+    <w:p/>
+    <w:p>
+      <w:r>
+        <w:t>        "-rtbufsize", "512M",</w:t>
+      </w:r>
+    </w:p>
+    <w:p/>
+    <w:p>
+      <w:r>
+        <w:t>        "-i", "desktop",</w:t>
+      </w:r>
+    </w:p>
+    <w:p/>
+    <w:p>
+      <w:r>
+        <w:t>        # ======================================</w:t>
+      </w:r>
+    </w:p>
+    <w:p>
+      <w:r>
+        <w:t>        # AUDIO</w:t>
       </w:r>
     </w:p>
     <w:p>
       <w:r>
         <w:lastRenderedPageBreak/>
-        <w:t>    output_path = os.path.join(save_folder, f"output.{save_format}")</w:t>
-      </w:r>
-    </w:p>
-    <w:p/>
-    <w:p>
-      <w:r>
-        <w:t>    video = VideoFileClip(video_path)</w:t>
-      </w:r>
-    </w:p>
-    <w:p/>
-    <w:p>
-      <w:r>
-        <w:t>    audio_clips = []</w:t>
+        <w:t>        # ======================================</w:t>
+      </w:r>
+    </w:p>
+    <w:p>
+      <w:r>
+        <w:t>        "-f", "dshow",</w:t>
+      </w:r>
+    </w:p>
+    <w:p/>
+    <w:p>
+      <w:r>
+        <w:t>        "-audio_buffer_size", "50",</w:t>
+      </w:r>
+    </w:p>
+    <w:p/>
+    <w:p>
+      <w:r>
+        <w:t>        "-i", f"audio={audio_device}",</w:t>
+      </w:r>
+    </w:p>
+    <w:p/>
+    <w:p>
+      <w:r>
+        <w:t>        # ======================================</w:t>
+      </w:r>
+    </w:p>
+    <w:p>
+      <w:r>
+        <w:t>        # SYNC</w:t>
+      </w:r>
+    </w:p>
+    <w:p>
+      <w:r>
+        <w:t>        # ======================================</w:t>
+      </w:r>
+    </w:p>
+    <w:p>
+      <w:r>
+        <w:t>        "-use_wallclock_as_timestamps", "1",</w:t>
+      </w:r>
+    </w:p>
+    <w:p/>
+    <w:p>
+      <w:r>
+        <w:t>        "-fflags", "+genpts",</w:t>
+      </w:r>
+    </w:p>
+    <w:p/>
+    <w:p>
+      <w:r>
+        <w:t>        "-af", "aresample=async=1",</w:t>
+      </w:r>
+    </w:p>
+    <w:p/>
+    <w:p>
+      <w:r>
+        <w:t>        # ======================================</w:t>
+      </w:r>
+    </w:p>
+    <w:p>
+      <w:r>
+        <w:t>        # VIDEO</w:t>
+      </w:r>
+    </w:p>
+    <w:p>
+      <w:r>
+        <w:t>        # ======================================</w:t>
+      </w:r>
+    </w:p>
+    <w:p>
+      <w:r>
+        <w:t>        "-c:v", "h264_nvenc",</w:t>
+      </w:r>
+    </w:p>
+    <w:p/>
+    <w:p>
+      <w:r>
+        <w:t>        "-preset", "p5",</w:t>
+      </w:r>
+    </w:p>
+    <w:p/>
+    <w:p>
+      <w:r>
+        <w:t>        "-cq", "28",</w:t>
+      </w:r>
+    </w:p>
+    <w:p/>
+    <w:p>
+      <w:r>
+        <w:t>        "-pix_fmt", "yuv420p",</w:t>
+      </w:r>
+    </w:p>
+    <w:p/>
+    <w:p>
+      <w:r>
+        <w:t>        # ======================================</w:t>
+      </w:r>
+    </w:p>
+    <w:p>
+      <w:r>
+        <w:t>        # AUDIO</w:t>
+      </w:r>
+    </w:p>
+    <w:p>
+      <w:r>
+        <w:t>        # ======================================</w:t>
+      </w:r>
+    </w:p>
+    <w:p>
+      <w:r>
+        <w:t>        "-c:a", "aac",</w:t>
+      </w:r>
+    </w:p>
+    <w:p/>
+    <w:p>
+      <w:r>
+        <w:t>        "-b:a", "192k",</w:t>
+      </w:r>
+    </w:p>
+    <w:p/>
+    <w:p>
+      <w:r>
+        <w:t>        output_path</w:t>
+      </w:r>
+    </w:p>
+    <w:p>
+      <w:r>
+        <w:t>    ]</w:t>
       </w:r>
     </w:p>
     <w:p/>
@@ -1116,305 +1223,351 @@
         <w:t>    try:</w:t>
       </w:r>
     </w:p>
-    <w:p>
-      <w:r>
-        <w:t>        audio_clips.append(AudioFileClip(os.path.join(save_folder, "audio1.wav")))</w:t>
-      </w:r>
-    </w:p>
+    <w:p/>
+    <w:p>
+      <w:r>
+        <w:t>        # ======================================</w:t>
+      </w:r>
+    </w:p>
+    <w:p>
+      <w:r>
+        <w:t>        # HIDE CMD WINDOW</w:t>
+      </w:r>
+    </w:p>
+    <w:p>
+      <w:r>
+        <w:t>        # ======================================</w:t>
+      </w:r>
+    </w:p>
+    <w:p>
+      <w:r>
+        <w:t>        startupinfo = subprocess.STARTUPINFO()</w:t>
+      </w:r>
+    </w:p>
+    <w:p>
+      <w:r>
+        <w:t>        startupinfo.dwFlags |= subprocess.STARTF_USESHOWWINDOW</w:t>
+      </w:r>
+    </w:p>
+    <w:p/>
+    <w:p>
+      <w:r>
+        <w:t>        recording_process = subprocess.Popen(</w:t>
+      </w:r>
+    </w:p>
+    <w:p>
+      <w:r>
+        <w:t>            command,</w:t>
+      </w:r>
+    </w:p>
+    <w:p>
+      <w:r>
+        <w:t>            stdin=subprocess.PIPE,</w:t>
+      </w:r>
+    </w:p>
+    <w:p>
+      <w:r>
+        <w:t>            stdout=subprocess.DEVNULL,</w:t>
+      </w:r>
+    </w:p>
+    <w:p>
+      <w:r>
+        <w:t>            stderr=subprocess.DEVNULL,</w:t>
+      </w:r>
+    </w:p>
+    <w:p>
+      <w:r>
+        <w:t>            creationflags=(</w:t>
+      </w:r>
+    </w:p>
+    <w:p>
+      <w:r>
+        <w:t>                subprocess.CREATE_NEW_PROCESS_GROUP</w:t>
+      </w:r>
+    </w:p>
+    <w:p>
+      <w:r>
+        <w:lastRenderedPageBreak/>
+        <w:t>                |</w:t>
+      </w:r>
+    </w:p>
+    <w:p>
+      <w:r>
+        <w:t>                subprocess.CREATE_NO_WINDOW</w:t>
+      </w:r>
+    </w:p>
+    <w:p>
+      <w:r>
+        <w:t>            ),</w:t>
+      </w:r>
+    </w:p>
+    <w:p>
+      <w:r>
+        <w:t>            startupinfo=startupinfo</w:t>
+      </w:r>
+    </w:p>
+    <w:p>
+      <w:r>
+        <w:t>        )</w:t>
+      </w:r>
+    </w:p>
+    <w:p/>
+    <w:p>
+      <w:r>
+        <w:t>        paused = False</w:t>
+      </w:r>
+    </w:p>
+    <w:p/>
+    <w:p>
+      <w:r>
+        <w:t>        # START TIMER</w:t>
+      </w:r>
+    </w:p>
+    <w:p>
+      <w:r>
+        <w:t>        timer_running = True</w:t>
+      </w:r>
+    </w:p>
+    <w:p/>
+    <w:p>
+      <w:r>
+        <w:t>        status_label.config(</w:t>
+      </w:r>
+    </w:p>
+    <w:p>
+      <w:r>
+        <w:t>            text="</w:t>
+      </w:r>
+      <w:r>
+        <w:rPr>
+          <w:rFonts w:ascii="Segoe UI Emoji" w:hAnsi="Segoe UI Emoji" w:cs="Segoe UI Emoji"/>
+        </w:rPr>
+        <w:t>🔴</w:t>
+      </w:r>
+      <w:r>
+        <w:t xml:space="preserve"> Recording..."</w:t>
+      </w:r>
+    </w:p>
+    <w:p>
+      <w:r>
+        <w:t>        )</w:t>
+      </w:r>
+    </w:p>
+    <w:p/>
+    <w:p>
+      <w:r>
+        <w:t>    except Exception as e:</w:t>
+      </w:r>
+    </w:p>
+    <w:p/>
+    <w:p>
+      <w:r>
+        <w:t>        status_label.config(</w:t>
+      </w:r>
+    </w:p>
+    <w:p>
+      <w:r>
+        <w:t>            text=f"</w:t>
+      </w:r>
+      <w:r>
+        <w:rPr>
+          <w:rFonts w:ascii="Segoe UI Emoji" w:hAnsi="Segoe UI Emoji" w:cs="Segoe UI Emoji"/>
+        </w:rPr>
+        <w:t>❌</w:t>
+      </w:r>
+      <w:r>
+        <w:t xml:space="preserve"> Error: {e}"</w:t>
+      </w:r>
+    </w:p>
+    <w:p>
+      <w:r>
+        <w:t>        )</w:t>
+      </w:r>
+    </w:p>
+    <w:p/>
+    <w:p>
+      <w:r>
+        <w:t># ==========================================</w:t>
+      </w:r>
+    </w:p>
+    <w:p>
+      <w:r>
+        <w:t># PAUSE / RESUME</w:t>
+      </w:r>
+    </w:p>
+    <w:p>
+      <w:r>
+        <w:t># ==========================================</w:t>
+      </w:r>
+    </w:p>
+    <w:p>
+      <w:r>
+        <w:t>def toggle_pause():</w:t>
+      </w:r>
+    </w:p>
+    <w:p/>
+    <w:p>
+      <w:r>
+        <w:lastRenderedPageBreak/>
+        <w:t>    global recording_process</w:t>
+      </w:r>
+    </w:p>
+    <w:p>
+      <w:r>
+        <w:t>    global paused</w:t>
+      </w:r>
+    </w:p>
+    <w:p>
+      <w:r>
+        <w:t>    global segment_index</w:t>
+      </w:r>
+    </w:p>
+    <w:p>
+      <w:r>
+        <w:t>    global timer_running</w:t>
+      </w:r>
+    </w:p>
+    <w:p/>
+    <w:p>
+      <w:r>
+        <w:t>    # ======================================</w:t>
+      </w:r>
+    </w:p>
+    <w:p>
+      <w:r>
+        <w:t>    # RESUME</w:t>
+      </w:r>
+    </w:p>
+    <w:p>
+      <w:r>
+        <w:t>    # ======================================</w:t>
+      </w:r>
+    </w:p>
+    <w:p>
+      <w:r>
+        <w:t>    if not recording_process:</w:t>
+      </w:r>
+    </w:p>
+    <w:p/>
+    <w:p>
+      <w:r>
+        <w:t>        start_recording()</w:t>
+      </w:r>
+    </w:p>
+    <w:p/>
+    <w:p>
+      <w:r>
+        <w:t>        return</w:t>
+      </w:r>
+    </w:p>
+    <w:p/>
+    <w:p>
+      <w:r>
+        <w:t>    # ======================================</w:t>
+      </w:r>
+    </w:p>
+    <w:p>
+      <w:r>
+        <w:t>    # PAUSE</w:t>
+      </w:r>
+    </w:p>
+    <w:p>
+      <w:r>
+        <w:t>    # ======================================</w:t>
+      </w:r>
+    </w:p>
+    <w:p>
+      <w:r>
+        <w:t>    try:</w:t>
+      </w:r>
+    </w:p>
+    <w:p/>
+    <w:p>
+      <w:r>
+        <w:t>        recording_process.communicate(</w:t>
+      </w:r>
+    </w:p>
+    <w:p>
+      <w:r>
+        <w:t>            input=b'q',</w:t>
+      </w:r>
+    </w:p>
+    <w:p>
+      <w:r>
+        <w:t>            timeout=3</w:t>
+      </w:r>
+    </w:p>
+    <w:p>
+      <w:r>
+        <w:t>        )</w:t>
+      </w:r>
+    </w:p>
+    <w:p/>
     <w:p>
       <w:r>
         <w:t>    except:</w:t>
       </w:r>
     </w:p>
-    <w:p>
-      <w:r>
-        <w:t>        pass</w:t>
-      </w:r>
-    </w:p>
-    <w:p/>
-    <w:p>
-      <w:r>
-        <w:t>    try:</w:t>
-      </w:r>
-    </w:p>
-    <w:p>
-      <w:r>
-        <w:t>        audio_clips.append(AudioFileClip(os.path.join(save_folder, "audio2.wav")))</w:t>
-      </w:r>
-    </w:p>
-    <w:p>
-      <w:r>
-        <w:t>    except:</w:t>
-      </w:r>
-    </w:p>
-    <w:p>
-      <w:r>
-        <w:t>        pass</w:t>
-      </w:r>
-    </w:p>
-    <w:p/>
-    <w:p>
-      <w:r>
-        <w:t>    if len(audio_clips) == 1:</w:t>
-      </w:r>
-    </w:p>
-    <w:p>
-      <w:r>
-        <w:t>        final_audio = audio_clips[0]</w:t>
-      </w:r>
-    </w:p>
-    <w:p>
-      <w:r>
-        <w:t>    elif len(audio_clips) &gt; 1:</w:t>
-      </w:r>
-    </w:p>
-    <w:p>
-      <w:r>
-        <w:t>        final_audio = CompositeAudioClip(audio_clips)</w:t>
-      </w:r>
-    </w:p>
-    <w:p>
-      <w:r>
-        <w:t>    else:</w:t>
-      </w:r>
-    </w:p>
-    <w:p>
-      <w:r>
-        <w:t>        final_audio = None</w:t>
-      </w:r>
-    </w:p>
-    <w:p/>
-    <w:p>
-      <w:r>
-        <w:t>    show_loading_window()</w:t>
-      </w:r>
-    </w:p>
-    <w:p/>
-    <w:p>
-      <w:r>
-        <w:t>    progress_running = True</w:t>
-      </w:r>
-    </w:p>
+    <w:p/>
     <w:p>
       <w:r>
         <w:lastRenderedPageBreak/>
-        <w:t>    threading.Thread(target=smooth_progress, daemon=True).start()</w:t>
-      </w:r>
-    </w:p>
-    <w:p/>
-    <w:p>
-      <w:r>
-        <w:t>    if final_audio:</w:t>
-      </w:r>
-    </w:p>
-    <w:p>
-      <w:r>
-        <w:t>        duration = video.duration</w:t>
-      </w:r>
-    </w:p>
-    <w:p>
-      <w:r>
-        <w:t>        final_audio = final_audio.subclip(0, min(final_audio.duration, duration))</w:t>
-      </w:r>
-    </w:p>
-    <w:p>
-      <w:r>
-        <w:t>        video = video.subclip(0, final_audio.duration)</w:t>
-      </w:r>
-    </w:p>
-    <w:p>
-      <w:r>
-        <w:t>        final = video.set_audio(final_audio)</w:t>
-      </w:r>
-    </w:p>
-    <w:p>
-      <w:r>
-        <w:t>    else:</w:t>
-      </w:r>
-    </w:p>
-    <w:p>
-      <w:r>
-        <w:t>        final = video</w:t>
-      </w:r>
-    </w:p>
-    <w:p/>
-    <w:p>
-      <w:r>
-        <w:t>    final.write_videofile(</w:t>
-      </w:r>
-    </w:p>
-    <w:p>
-      <w:r>
-        <w:t>        output_path,</w:t>
-      </w:r>
-    </w:p>
-    <w:p>
-      <w:r>
-        <w:t>        fps=fps,</w:t>
-      </w:r>
-    </w:p>
-    <w:p>
-      <w:r>
-        <w:t>        logger=None,</w:t>
-      </w:r>
-    </w:p>
-    <w:p>
-      <w:r>
-        <w:t>        verbose=False,</w:t>
-      </w:r>
-    </w:p>
-    <w:p>
-      <w:r>
-        <w:t>        threads=4,</w:t>
-      </w:r>
-    </w:p>
-    <w:p>
-      <w:r>
-        <w:t>        codec="libx264",</w:t>
-      </w:r>
-    </w:p>
-    <w:p>
-      <w:r>
-        <w:t>        audio_codec="aac"</w:t>
-      </w:r>
-    </w:p>
-    <w:p>
-      <w:r>
-        <w:t>    )</w:t>
-      </w:r>
-    </w:p>
-    <w:p/>
-    <w:p>
-      <w:r>
-        <w:t>    progress_running = False</w:t>
-      </w:r>
-    </w:p>
-    <w:p>
-      <w:r>
-        <w:t>    set_progress(100, "100%")</w:t>
-      </w:r>
-    </w:p>
-    <w:p/>
-    <w:p>
-      <w:r>
-        <w:t>    time.sleep(0.3)</w:t>
-      </w:r>
-    </w:p>
-    <w:p/>
-    <w:p>
-      <w:r>
-        <w:t>    if progress_window:</w:t>
-      </w:r>
-    </w:p>
-    <w:p>
-      <w:r>
-        <w:lastRenderedPageBreak/>
-        <w:t>        progress_window.destroy()</w:t>
-      </w:r>
-    </w:p>
-    <w:p/>
-    <w:p>
-      <w:r>
-        <w:t xml:space="preserve">    status_label.config(text=f"Saved </w:t>
-      </w:r>
-      <w:r>
-        <w:rPr>
-          <w:rFonts w:ascii="Segoe UI Symbol" w:hAnsi="Segoe UI Symbol" w:cs="Segoe UI Symbol"/>
-        </w:rPr>
-        <w:t>✔</w:t>
-      </w:r>
-      <w:r>
-        <w:t xml:space="preserve"> ({save_format})")</w:t>
-      </w:r>
-    </w:p>
-    <w:p/>
-    <w:p>
-      <w:r>
-        <w:t># =============================</w:t>
-      </w:r>
-    </w:p>
-    <w:p>
-      <w:r>
-        <w:t># FORMAT CHANGE</w:t>
-      </w:r>
-    </w:p>
-    <w:p>
-      <w:r>
-        <w:t># =============================</w:t>
-      </w:r>
-    </w:p>
-    <w:p>
-      <w:r>
-        <w:t>def change_format(event):</w:t>
-      </w:r>
-    </w:p>
-    <w:p>
-      <w:r>
-        <w:t>    global save_format</w:t>
-      </w:r>
-    </w:p>
-    <w:p>
-      <w:r>
-        <w:t>    save_format = format_var.get()</w:t>
-      </w:r>
-    </w:p>
-    <w:p/>
-    <w:p>
-      <w:r>
-        <w:t># =============================</w:t>
-      </w:r>
-    </w:p>
-    <w:p>
-      <w:r>
-        <w:t># PAUSE</w:t>
-      </w:r>
-    </w:p>
-    <w:p>
-      <w:r>
-        <w:t># =============================</w:t>
-      </w:r>
-    </w:p>
-    <w:p>
-      <w:r>
-        <w:t>def toggle_pause():</w:t>
-      </w:r>
-    </w:p>
-    <w:p>
-      <w:r>
-        <w:t>    global paused</w:t>
-      </w:r>
-    </w:p>
-    <w:p/>
-    <w:p>
-      <w:r>
-        <w:t>    if not recording:</w:t>
-      </w:r>
-    </w:p>
-    <w:p>
-      <w:r>
-        <w:t>        return</w:t>
-      </w:r>
-    </w:p>
-    <w:p/>
-    <w:p>
-      <w:r>
-        <w:t>    paused = not paused</w:t>
-      </w:r>
-    </w:p>
-    <w:p/>
-    <w:p>
-      <w:r>
-        <w:t>    if paused:</w:t>
-      </w:r>
-    </w:p>
-    <w:p>
-      <w:r>
-        <w:t>        pause_event.clear()</w:t>
-      </w:r>
-    </w:p>
-    <w:p>
-      <w:r>
-        <w:t xml:space="preserve">        status_label.config(text="Paused </w:t>
+        <w:t>        try:</w:t>
+      </w:r>
+    </w:p>
+    <w:p>
+      <w:r>
+        <w:t>            recording_process.terminate()</w:t>
+      </w:r>
+    </w:p>
+    <w:p>
+      <w:r>
+        <w:t>        except:</w:t>
+      </w:r>
+    </w:p>
+    <w:p>
+      <w:r>
+        <w:t>            pass</w:t>
+      </w:r>
+    </w:p>
+    <w:p/>
+    <w:p>
+      <w:r>
+        <w:t>    recording_process = None</w:t>
+      </w:r>
+    </w:p>
+    <w:p/>
+    <w:p>
+      <w:r>
+        <w:t>    paused = True</w:t>
+      </w:r>
+    </w:p>
+    <w:p/>
+    <w:p>
+      <w:r>
+        <w:t>    # PAUSE TIMER</w:t>
+      </w:r>
+    </w:p>
+    <w:p>
+      <w:r>
+        <w:t>    timer_running = False</w:t>
+      </w:r>
+    </w:p>
+    <w:p/>
+    <w:p>
+      <w:r>
+        <w:t>    segment_index += 1</w:t>
+      </w:r>
+    </w:p>
+    <w:p/>
+    <w:p>
+      <w:r>
+        <w:t>    status_label.config(</w:t>
+      </w:r>
+    </w:p>
+    <w:p>
+      <w:r>
+        <w:t>        text="</w:t>
       </w:r>
       <w:r>
         <w:rPr>
@@ -1423,204 +1576,675 @@
         <w:t>⏸</w:t>
       </w:r>
       <w:r>
-        <w:t>")</w:t>
-      </w:r>
-    </w:p>
-    <w:p>
-      <w:r>
-        <w:t>    else:</w:t>
+        <w:t xml:space="preserve"> Paused"</w:t>
+      </w:r>
+    </w:p>
+    <w:p>
+      <w:r>
+        <w:t>    )</w:t>
+      </w:r>
+    </w:p>
+    <w:p/>
+    <w:p>
+      <w:r>
+        <w:t># ==========================================</w:t>
+      </w:r>
+    </w:p>
+    <w:p>
+      <w:r>
+        <w:t># STOP RECORDING</w:t>
+      </w:r>
+    </w:p>
+    <w:p>
+      <w:r>
+        <w:t># ==========================================</w:t>
+      </w:r>
+    </w:p>
+    <w:p>
+      <w:r>
+        <w:t>def stop_recording():</w:t>
+      </w:r>
+    </w:p>
+    <w:p/>
+    <w:p>
+      <w:r>
+        <w:t>    global recording_process</w:t>
+      </w:r>
+    </w:p>
+    <w:p>
+      <w:r>
+        <w:t>    global segments</w:t>
+      </w:r>
+    </w:p>
+    <w:p>
+      <w:r>
+        <w:t>    global segment_index</w:t>
       </w:r>
     </w:p>
     <w:p>
       <w:r>
         <w:lastRenderedPageBreak/>
-        <w:t>        pause_event.set()</w:t>
-      </w:r>
-    </w:p>
-    <w:p>
-      <w:r>
-        <w:t xml:space="preserve">        status_label.config(text="Recording </w:t>
+        <w:t>    global paused</w:t>
+      </w:r>
+    </w:p>
+    <w:p>
+      <w:r>
+        <w:t>    global timer_running</w:t>
+      </w:r>
+    </w:p>
+    <w:p>
+      <w:r>
+        <w:t>    global recording_seconds</w:t>
+      </w:r>
+    </w:p>
+    <w:p/>
+    <w:p>
+      <w:r>
+        <w:t>    # ======================================</w:t>
+      </w:r>
+    </w:p>
+    <w:p>
+      <w:r>
+        <w:t>    # STOP CURRENT SEGMENT</w:t>
+      </w:r>
+    </w:p>
+    <w:p>
+      <w:r>
+        <w:t>    # ======================================</w:t>
+      </w:r>
+    </w:p>
+    <w:p>
+      <w:r>
+        <w:t>    if recording_process:</w:t>
+      </w:r>
+    </w:p>
+    <w:p/>
+    <w:p>
+      <w:r>
+        <w:t>        try:</w:t>
+      </w:r>
+    </w:p>
+    <w:p/>
+    <w:p>
+      <w:r>
+        <w:t>            recording_process.communicate(</w:t>
+      </w:r>
+    </w:p>
+    <w:p>
+      <w:r>
+        <w:t>                input=b'q',</w:t>
+      </w:r>
+    </w:p>
+    <w:p>
+      <w:r>
+        <w:t>                timeout=3</w:t>
+      </w:r>
+    </w:p>
+    <w:p>
+      <w:r>
+        <w:t>            )</w:t>
+      </w:r>
+    </w:p>
+    <w:p/>
+    <w:p>
+      <w:r>
+        <w:t>        except:</w:t>
+      </w:r>
+    </w:p>
+    <w:p/>
+    <w:p>
+      <w:r>
+        <w:t>            try:</w:t>
+      </w:r>
+    </w:p>
+    <w:p>
+      <w:r>
+        <w:t>                recording_process.terminate()</w:t>
+      </w:r>
+    </w:p>
+    <w:p>
+      <w:r>
+        <w:t>            except:</w:t>
+      </w:r>
+    </w:p>
+    <w:p>
+      <w:r>
+        <w:t>                pass</w:t>
+      </w:r>
+    </w:p>
+    <w:p/>
+    <w:p>
+      <w:r>
+        <w:t>        recording_process = None</w:t>
+      </w:r>
+    </w:p>
+    <w:p/>
+    <w:p>
+      <w:r>
+        <w:t>    # STOP TIMER</w:t>
+      </w:r>
+    </w:p>
+    <w:p>
+      <w:r>
+        <w:lastRenderedPageBreak/>
+        <w:t>    timer_running = False</w:t>
+      </w:r>
+    </w:p>
+    <w:p/>
+    <w:p>
+      <w:r>
+        <w:t>    # ======================================</w:t>
+      </w:r>
+    </w:p>
+    <w:p>
+      <w:r>
+        <w:t>    # NOTHING TO MERGE</w:t>
+      </w:r>
+    </w:p>
+    <w:p>
+      <w:r>
+        <w:t>    # ======================================</w:t>
+      </w:r>
+    </w:p>
+    <w:p>
+      <w:r>
+        <w:t>    if not segments:</w:t>
+      </w:r>
+    </w:p>
+    <w:p/>
+    <w:p>
+      <w:r>
+        <w:t>        status_label.config(</w:t>
+      </w:r>
+    </w:p>
+    <w:p>
+      <w:r>
+        <w:t>            text="</w:t>
       </w:r>
       <w:r>
         <w:rPr>
-          <w:rFonts w:ascii="Cambria Math" w:hAnsi="Cambria Math" w:cs="Cambria Math"/>
+          <w:rFonts w:ascii="Segoe UI Emoji" w:hAnsi="Segoe UI Emoji" w:cs="Segoe UI Emoji"/>
         </w:rPr>
-        <w:t>▶</w:t>
-      </w:r>
-      <w:r>
-        <w:t>")</w:t>
-      </w:r>
-    </w:p>
-    <w:p/>
-    <w:p>
-      <w:r>
-        <w:t># =============================</w:t>
-      </w:r>
-    </w:p>
-    <w:p>
-      <w:r>
-        <w:t># PROGRESS UI</w:t>
-      </w:r>
-    </w:p>
-    <w:p>
-      <w:r>
-        <w:t># =============================</w:t>
-      </w:r>
-    </w:p>
-    <w:p>
-      <w:r>
-        <w:t>def show_loading_window():</w:t>
-      </w:r>
-    </w:p>
-    <w:p>
-      <w:r>
-        <w:t>    global progress_window, progress_var, progress_label</w:t>
-      </w:r>
-    </w:p>
-    <w:p/>
-    <w:p>
-      <w:r>
-        <w:t>    progress_window = tk.Toplevel(root)</w:t>
-      </w:r>
-    </w:p>
-    <w:p>
-      <w:r>
-        <w:t>    progress_window.title("Processing")</w:t>
-      </w:r>
-    </w:p>
-    <w:p>
-      <w:r>
-        <w:t>    progress_window.geometry("300x120")</w:t>
-      </w:r>
-    </w:p>
-    <w:p/>
-    <w:p>
-      <w:r>
-        <w:t>    ttk.Label(progress_window, text="Processing video...").pack(pady=10)</w:t>
-      </w:r>
-    </w:p>
-    <w:p/>
-    <w:p>
-      <w:r>
-        <w:t>    progress_var = tk.DoubleVar()</w:t>
-      </w:r>
-    </w:p>
-    <w:p>
-      <w:r>
-        <w:t>    ttk.Progressbar(progress_window, variable=progress_var, maximum=100).pack(fill="x", padx=20, pady=10)</w:t>
-      </w:r>
-    </w:p>
-    <w:p/>
-    <w:p>
-      <w:r>
-        <w:t>    progress_label = ttk.Label(progress_window, text="0%")</w:t>
-      </w:r>
-    </w:p>
-    <w:p>
-      <w:r>
-        <w:t>    progress_label.pack()</w:t>
-      </w:r>
-    </w:p>
-    <w:p/>
-    <w:p>
-      <w:r>
-        <w:t>def set_progress(value, text):</w:t>
-      </w:r>
-    </w:p>
-    <w:p>
-      <w:r>
-        <w:t>    def update():</w:t>
-      </w:r>
-    </w:p>
-    <w:p>
-      <w:r>
-        <w:t>        progress_var.set(value)</w:t>
-      </w:r>
-    </w:p>
-    <w:p>
-      <w:r>
-        <w:t>        progress_label.config(text=text)</w:t>
-      </w:r>
-    </w:p>
+        <w:t>❌</w:t>
+      </w:r>
+      <w:r>
+        <w:t xml:space="preserve"> No recordings found"</w:t>
+      </w:r>
+    </w:p>
+    <w:p>
+      <w:r>
+        <w:t>        )</w:t>
+      </w:r>
+    </w:p>
+    <w:p/>
+    <w:p>
+      <w:r>
+        <w:t>        return</w:t>
+      </w:r>
+    </w:p>
+    <w:p/>
+    <w:p>
+      <w:r>
+        <w:t>    # ======================================</w:t>
+      </w:r>
+    </w:p>
+    <w:p>
+      <w:r>
+        <w:t>    # CONCAT FILE</w:t>
+      </w:r>
+    </w:p>
+    <w:p>
+      <w:r>
+        <w:t>    # ======================================</w:t>
+      </w:r>
+    </w:p>
+    <w:p>
+      <w:r>
+        <w:t>    concat_file = os.path.join(</w:t>
+      </w:r>
+    </w:p>
+    <w:p>
+      <w:r>
+        <w:t>        save_folder,</w:t>
+      </w:r>
+    </w:p>
+    <w:p>
+      <w:r>
+        <w:t>        "concat.txt"</w:t>
+      </w:r>
+    </w:p>
+    <w:p>
+      <w:r>
+        <w:t>    )</w:t>
+      </w:r>
+    </w:p>
+    <w:p/>
+    <w:p>
+      <w:r>
+        <w:t>    with open(concat_file, "w", encoding="utf-8") as f:</w:t>
+      </w:r>
+    </w:p>
+    <w:p/>
+    <w:p>
+      <w:r>
+        <w:t>        for segment in segments:</w:t>
+      </w:r>
+    </w:p>
+    <w:p/>
+    <w:p>
+      <w:r>
+        <w:t>            fixed = segment.replace("\\", "/")</w:t>
+      </w:r>
+    </w:p>
+    <w:p/>
+    <w:p>
+      <w:r>
+        <w:t>            f.write(f"file '{fixed}'\n")</w:t>
+      </w:r>
+    </w:p>
+    <w:p/>
+    <w:p>
+      <w:r>
+        <w:t>    # ======================================</w:t>
+      </w:r>
+    </w:p>
+    <w:p>
+      <w:r>
+        <w:t>    # FINAL OUTPUT</w:t>
+      </w:r>
+    </w:p>
+    <w:p>
+      <w:r>
+        <w:t>    # ======================================</w:t>
+      </w:r>
+    </w:p>
+    <w:p>
+      <w:r>
+        <w:t>    final_output = os.path.join(</w:t>
+      </w:r>
+    </w:p>
+    <w:p>
+      <w:r>
+        <w:t>        save_folder,</w:t>
+      </w:r>
+    </w:p>
+    <w:p>
+      <w:r>
+        <w:t>        "final_output.mp4"</w:t>
+      </w:r>
+    </w:p>
+    <w:p>
+      <w:r>
+        <w:t>    )</w:t>
+      </w:r>
+    </w:p>
+    <w:p/>
+    <w:p>
+      <w:r>
+        <w:t>    # delete old final</w:t>
+      </w:r>
+    </w:p>
+    <w:p>
+      <w:r>
+        <w:t>    if os.path.exists(final_output):</w:t>
+      </w:r>
+    </w:p>
+    <w:p/>
+    <w:p>
+      <w:r>
+        <w:t>        try:</w:t>
+      </w:r>
+    </w:p>
+    <w:p>
+      <w:r>
+        <w:t>            os.remove(final_output)</w:t>
+      </w:r>
+    </w:p>
+    <w:p>
+      <w:r>
+        <w:t>        except:</w:t>
+      </w:r>
+    </w:p>
+    <w:p>
+      <w:r>
+        <w:t>            pass</w:t>
+      </w:r>
+    </w:p>
+    <w:p/>
+    <w:p>
+      <w:r>
+        <w:t>    # ======================================</w:t>
+      </w:r>
+    </w:p>
+    <w:p>
+      <w:r>
+        <w:t>    # MERGE</w:t>
+      </w:r>
+    </w:p>
+    <w:p>
+      <w:r>
+        <w:t>    # ======================================</w:t>
+      </w:r>
+    </w:p>
+    <w:p>
+      <w:r>
+        <w:t>    merge_command = [</w:t>
+      </w:r>
+    </w:p>
+    <w:p/>
+    <w:p>
+      <w:r>
+        <w:t>        "ffmpeg",</w:t>
+      </w:r>
+    </w:p>
+    <w:p/>
     <w:p>
       <w:r>
         <w:lastRenderedPageBreak/>
-        <w:t>        progress_window.update()</w:t>
-      </w:r>
-    </w:p>
-    <w:p/>
-    <w:p>
-      <w:r>
-        <w:t>    root.after(0, update)</w:t>
-      </w:r>
-    </w:p>
-    <w:p/>
-    <w:p>
-      <w:r>
-        <w:t>def smooth_progress():</w:t>
-      </w:r>
-    </w:p>
-    <w:p>
-      <w:r>
-        <w:t>    percent = 0</w:t>
-      </w:r>
-    </w:p>
-    <w:p/>
-    <w:p>
-      <w:r>
-        <w:t>    while progress_running and percent &lt; 99:</w:t>
-      </w:r>
-    </w:p>
-    <w:p>
-      <w:r>
-        <w:t>        percent += 0.7</w:t>
-      </w:r>
-    </w:p>
-    <w:p>
-      <w:r>
-        <w:t>        set_progress(percent, f"{int(percent)}%")</w:t>
-      </w:r>
-    </w:p>
-    <w:p>
-      <w:r>
-        <w:t>        time.sleep(0.05)</w:t>
-      </w:r>
-    </w:p>
-    <w:p/>
-    <w:p>
-      <w:r>
-        <w:t># =============================</w:t>
-      </w:r>
-    </w:p>
-    <w:p>
-      <w:r>
+        <w:t>        "-y",</w:t>
+      </w:r>
+    </w:p>
+    <w:p/>
+    <w:p>
+      <w:r>
+        <w:t>        "-f", "concat",</w:t>
+      </w:r>
+    </w:p>
+    <w:p/>
+    <w:p>
+      <w:r>
+        <w:t>        "-safe", "0",</w:t>
+      </w:r>
+    </w:p>
+    <w:p/>
+    <w:p>
+      <w:r>
+        <w:t>        "-i", concat_file,</w:t>
+      </w:r>
+    </w:p>
+    <w:p/>
+    <w:p>
+      <w:r>
+        <w:t>        "-c", "copy",</w:t>
+      </w:r>
+    </w:p>
+    <w:p/>
+    <w:p>
+      <w:r>
+        <w:t>        final_output</w:t>
+      </w:r>
+    </w:p>
+    <w:p>
+      <w:r>
+        <w:t>    ]</w:t>
+      </w:r>
+    </w:p>
+    <w:p/>
+    <w:p>
+      <w:r>
+        <w:t>    startupinfo = subprocess.STARTUPINFO()</w:t>
+      </w:r>
+    </w:p>
+    <w:p>
+      <w:r>
+        <w:t>    startupinfo.dwFlags |= subprocess.STARTF_USESHOWWINDOW</w:t>
+      </w:r>
+    </w:p>
+    <w:p/>
+    <w:p>
+      <w:r>
+        <w:t>    subprocess.run(</w:t>
+      </w:r>
+    </w:p>
+    <w:p>
+      <w:r>
+        <w:t>        merge_command,</w:t>
+      </w:r>
+    </w:p>
+    <w:p>
+      <w:r>
+        <w:t>        stdout=subprocess.DEVNULL,</w:t>
+      </w:r>
+    </w:p>
+    <w:p>
+      <w:r>
+        <w:t>        stderr=subprocess.DEVNULL,</w:t>
+      </w:r>
+    </w:p>
+    <w:p>
+      <w:r>
+        <w:t>        creationflags=subprocess.CREATE_NO_WINDOW,</w:t>
+      </w:r>
+    </w:p>
+    <w:p>
+      <w:r>
+        <w:t>        startupinfo=startupinfo</w:t>
+      </w:r>
+    </w:p>
+    <w:p>
+      <w:r>
+        <w:t>    )</w:t>
+      </w:r>
+    </w:p>
+    <w:p/>
+    <w:p>
+      <w:r>
+        <w:t>    # ======================================</w:t>
+      </w:r>
+    </w:p>
+    <w:p>
+      <w:r>
+        <w:t>    # CLEANUP</w:t>
+      </w:r>
+    </w:p>
+    <w:p>
+      <w:r>
+        <w:lastRenderedPageBreak/>
+        <w:t>    # ======================================</w:t>
+      </w:r>
+    </w:p>
+    <w:p>
+      <w:r>
+        <w:t>    try:</w:t>
+      </w:r>
+    </w:p>
+    <w:p>
+      <w:r>
+        <w:t>        os.remove(concat_file)</w:t>
+      </w:r>
+    </w:p>
+    <w:p>
+      <w:r>
+        <w:t>    except:</w:t>
+      </w:r>
+    </w:p>
+    <w:p>
+      <w:r>
+        <w:t>        pass</w:t>
+      </w:r>
+    </w:p>
+    <w:p/>
+    <w:p>
+      <w:r>
+        <w:t>    # ======================================</w:t>
+      </w:r>
+    </w:p>
+    <w:p>
+      <w:r>
+        <w:t>    # RESET</w:t>
+      </w:r>
+    </w:p>
+    <w:p>
+      <w:r>
+        <w:t>    # ======================================</w:t>
+      </w:r>
+    </w:p>
+    <w:p>
+      <w:r>
+        <w:t>    segments = []</w:t>
+      </w:r>
+    </w:p>
+    <w:p/>
+    <w:p>
+      <w:r>
+        <w:t>    segment_index = 0</w:t>
+      </w:r>
+    </w:p>
+    <w:p/>
+    <w:p>
+      <w:r>
+        <w:t>    paused = False</w:t>
+      </w:r>
+    </w:p>
+    <w:p/>
+    <w:p>
+      <w:r>
+        <w:t>    recording_seconds = 0</w:t>
+      </w:r>
+    </w:p>
+    <w:p/>
+    <w:p>
+      <w:r>
+        <w:t>    timer_label.config(</w:t>
+      </w:r>
+    </w:p>
+    <w:p>
+      <w:r>
+        <w:t>        text="</w:t>
+      </w:r>
+      <w:r>
+        <w:rPr>
+          <w:rFonts w:ascii="Segoe UI Symbol" w:hAnsi="Segoe UI Symbol" w:cs="Segoe UI Symbol"/>
+        </w:rPr>
+        <w:t>⏱</w:t>
+      </w:r>
+      <w:r>
+        <w:t xml:space="preserve"> 00:00:00"</w:t>
+      </w:r>
+    </w:p>
+    <w:p>
+      <w:r>
+        <w:t>    )</w:t>
+      </w:r>
+    </w:p>
+    <w:p/>
+    <w:p>
+      <w:r>
+        <w:t>    status_label.config(</w:t>
+      </w:r>
+    </w:p>
+    <w:p>
+      <w:r>
+        <w:t>        text="</w:t>
+      </w:r>
+      <w:r>
+        <w:rPr>
+          <w:rFonts w:ascii="Segoe UI Emoji" w:hAnsi="Segoe UI Emoji" w:cs="Segoe UI Emoji"/>
+        </w:rPr>
+        <w:t>✅</w:t>
+      </w:r>
+      <w:r>
+        <w:t xml:space="preserve"> Final Video Saved"</w:t>
+      </w:r>
+    </w:p>
+    <w:p>
+      <w:r>
+        <w:t>    )</w:t>
+      </w:r>
+    </w:p>
+    <w:p/>
+    <w:p>
+      <w:r>
+        <w:t># ==========================================</w:t>
+      </w:r>
+    </w:p>
+    <w:p>
+      <w:r>
+        <w:lastRenderedPageBreak/>
         <w:t># HOTKEYS</w:t>
       </w:r>
     </w:p>
     <w:p>
       <w:r>
-        <w:t># =============================</w:t>
-      </w:r>
-    </w:p>
-    <w:p>
-      <w:r>
-        <w:t>keyboard.add_hotkey("ctrl+alt+s", lambda: start_recording())</w:t>
-      </w:r>
-    </w:p>
-    <w:p>
-      <w:r>
-        <w:t>keyboard.add_hotkey("ctrl+alt+p", lambda: toggle_pause())</w:t>
-      </w:r>
-    </w:p>
-    <w:p>
-      <w:r>
-        <w:t>keyboard.add_hotkey("ctrl+alt+x", lambda: stop_recording())</w:t>
-      </w:r>
-    </w:p>
-    <w:p/>
-    <w:p>
-      <w:r>
-        <w:t># =============================</w:t>
+        <w:t># ==========================================</w:t>
+      </w:r>
+    </w:p>
+    <w:p>
+      <w:r>
+        <w:t>keyboard.add_hotkey(</w:t>
+      </w:r>
+    </w:p>
+    <w:p>
+      <w:r>
+        <w:t>    "ctrl+alt+s",</w:t>
+      </w:r>
+    </w:p>
+    <w:p>
+      <w:r>
+        <w:t>    lambda: threading.Thread(</w:t>
+      </w:r>
+    </w:p>
+    <w:p>
+      <w:r>
+        <w:t>        target=start_recording</w:t>
+      </w:r>
+    </w:p>
+    <w:p>
+      <w:r>
+        <w:t>    ).start()</w:t>
+      </w:r>
+    </w:p>
+    <w:p>
+      <w:r>
+        <w:t>)</w:t>
+      </w:r>
+    </w:p>
+    <w:p/>
+    <w:p>
+      <w:r>
+        <w:t>keyboard.add_hotkey(</w:t>
+      </w:r>
+    </w:p>
+    <w:p>
+      <w:r>
+        <w:t>    "ctrl+alt+p",</w:t>
+      </w:r>
+    </w:p>
+    <w:p>
+      <w:r>
+        <w:t>    toggle_pause</w:t>
+      </w:r>
+    </w:p>
+    <w:p>
+      <w:r>
+        <w:t>)</w:t>
+      </w:r>
+    </w:p>
+    <w:p/>
+    <w:p>
+      <w:r>
+        <w:t>keyboard.add_hotkey(</w:t>
+      </w:r>
+    </w:p>
+    <w:p>
+      <w:r>
+        <w:t>    "ctrl+alt+x",</w:t>
+      </w:r>
+    </w:p>
+    <w:p>
+      <w:r>
+        <w:t>    stop_recording</w:t>
+      </w:r>
+    </w:p>
+    <w:p>
+      <w:r>
+        <w:t>)</w:t>
+      </w:r>
+    </w:p>
+    <w:p/>
+    <w:p>
+      <w:r>
+        <w:t># ==========================================</w:t>
       </w:r>
     </w:p>
     <w:p>
@@ -1630,7 +2254,7 @@
     </w:p>
     <w:p>
       <w:r>
-        <w:t># =============================</w:t>
+        <w:t># ==========================================</w:t>
       </w:r>
     </w:p>
     <w:p>
@@ -1638,178 +2262,764 @@
         <w:t>root = tk.Tk()</w:t>
       </w:r>
     </w:p>
-    <w:p>
-      <w:r>
-        <w:t>root.title("Recorder PRO + Save Options")</w:t>
-      </w:r>
-    </w:p>
-    <w:p/>
-    <w:p>
-      <w:r>
-        <w:t>frame = ttk.Frame(root, padding=20)</w:t>
-      </w:r>
-    </w:p>
+    <w:p/>
+    <w:p>
+      <w:r>
+        <w:t>root.title("PRO Screen Recorder")</w:t>
+      </w:r>
+    </w:p>
+    <w:p/>
     <w:p>
       <w:r>
         <w:lastRenderedPageBreak/>
-        <w:t>frame.grid()</w:t>
-      </w:r>
-    </w:p>
-    <w:p/>
-    <w:p>
-      <w:r>
-        <w:t># FPS</w:t>
-      </w:r>
-    </w:p>
-    <w:p>
-      <w:r>
-        <w:t>ttk.Label(frame, text="FPS:").grid(row=0, column=0)</w:t>
-      </w:r>
-    </w:p>
-    <w:p>
-      <w:r>
-        <w:t>fps_var = tk.StringVar(value="30")</w:t>
-      </w:r>
-    </w:p>
-    <w:p>
-      <w:r>
-        <w:t>ttk.Combobox(frame, textvariable=fps_var, values=("10", "15", "30", "60")).grid(row=0, column=1)</w:t>
-      </w:r>
-    </w:p>
-    <w:p/>
-    <w:p>
-      <w:r>
-        <w:t># Devices</w:t>
-      </w:r>
-    </w:p>
-    <w:p>
-      <w:r>
-        <w:t>devices = list_input_devices()</w:t>
-      </w:r>
-    </w:p>
-    <w:p>
-      <w:r>
-        <w:t>device_names = [f"{i}: {name}" for i, name in devices]</w:t>
-      </w:r>
-    </w:p>
-    <w:p/>
-    <w:p>
-      <w:r>
-        <w:t>ttk.Label(frame, text="Audio 1:").grid(row=1, column=0)</w:t>
-      </w:r>
-    </w:p>
-    <w:p>
-      <w:r>
-        <w:t>dev1_var = tk.StringVar()</w:t>
-      </w:r>
-    </w:p>
-    <w:p>
-      <w:r>
-        <w:t>ttk.Combobox(frame, textvariable=dev1_var, values=device_names).grid(row=1, column=1)</w:t>
-      </w:r>
-    </w:p>
-    <w:p/>
-    <w:p>
-      <w:r>
-        <w:t>ttk.Label(frame, text="Audio 2:").grid(row=2, column=0)</w:t>
-      </w:r>
-    </w:p>
-    <w:p>
-      <w:r>
-        <w:t>dev2_var = tk.StringVar()</w:t>
-      </w:r>
-    </w:p>
-    <w:p>
-      <w:r>
-        <w:t>ttk.Combobox(frame, textvariable=dev2_var, values=[""] + device_names).grid(row=2, column=1)</w:t>
-      </w:r>
-    </w:p>
-    <w:p/>
-    <w:p>
-      <w:r>
-        <w:t># Folder</w:t>
-      </w:r>
-    </w:p>
-    <w:p>
-      <w:r>
-        <w:t>ttk.Button(frame, text="Choose Folder", command=choose_folder).grid(row=3, column=0)</w:t>
-      </w:r>
-    </w:p>
-    <w:p>
-      <w:r>
-        <w:t>folder_label = ttk.Label(frame, text="No folder selected")</w:t>
-      </w:r>
-    </w:p>
-    <w:p>
-      <w:r>
-        <w:t>folder_label.grid(row=3, column=1)</w:t>
-      </w:r>
-    </w:p>
-    <w:p/>
-    <w:p>
-      <w:r>
-        <w:t># Format</w:t>
+        <w:t>root.geometry("600x400")</w:t>
+      </w:r>
+    </w:p>
+    <w:p/>
+    <w:p>
+      <w:r>
+        <w:t>frame = ttk.Frame(</w:t>
+      </w:r>
+    </w:p>
+    <w:p>
+      <w:r>
+        <w:t>    root,</w:t>
+      </w:r>
+    </w:p>
+    <w:p>
+      <w:r>
+        <w:t>    padding=20</w:t>
+      </w:r>
+    </w:p>
+    <w:p>
+      <w:r>
+        <w:t>)</w:t>
+      </w:r>
+    </w:p>
+    <w:p/>
+    <w:p>
+      <w:r>
+        <w:t>frame.pack(fill="both", expand=True)</w:t>
+      </w:r>
+    </w:p>
+    <w:p/>
+    <w:p>
+      <w:r>
+        <w:t># ==========================================</w:t>
+      </w:r>
+    </w:p>
+    <w:p>
+      <w:r>
+        <w:t># AUDIO DEVICES</w:t>
+      </w:r>
+    </w:p>
+    <w:p>
+      <w:r>
+        <w:t># ==========================================</w:t>
+      </w:r>
+    </w:p>
+    <w:p>
+      <w:r>
+        <w:t>ttk.Label(</w:t>
+      </w:r>
+    </w:p>
+    <w:p>
+      <w:r>
+        <w:t>    frame,</w:t>
+      </w:r>
+    </w:p>
+    <w:p>
+      <w:r>
+        <w:t>    text="Audio Device:"</w:t>
+      </w:r>
+    </w:p>
+    <w:p>
+      <w:r>
+        <w:t>).grid(</w:t>
+      </w:r>
+    </w:p>
+    <w:p>
+      <w:r>
+        <w:t>    row=0,</w:t>
+      </w:r>
+    </w:p>
+    <w:p>
+      <w:r>
+        <w:t>    column=0,</w:t>
+      </w:r>
+    </w:p>
+    <w:p>
+      <w:r>
+        <w:t>    sticky="w"</w:t>
+      </w:r>
+    </w:p>
+    <w:p>
+      <w:r>
+        <w:t>)</w:t>
+      </w:r>
+    </w:p>
+    <w:p/>
+    <w:p>
+      <w:r>
+        <w:t>audio_devices = get_audio_devices()</w:t>
+      </w:r>
+    </w:p>
+    <w:p/>
+    <w:p>
+      <w:r>
+        <w:t>audio_var = tk.StringVar()</w:t>
+      </w:r>
+    </w:p>
+    <w:p/>
+    <w:p>
+      <w:r>
+        <w:t>if audio_devices:</w:t>
       </w:r>
     </w:p>
     <w:p>
       <w:r>
         <w:lastRenderedPageBreak/>
-        <w:t>format_var = tk.StringVar(value="mp4")</w:t>
-      </w:r>
-    </w:p>
-    <w:p>
-      <w:r>
-        <w:t>format_box = ttk.Combobox(frame, textvariable=format_var, values=("mp4", "avi", "mkv"))</w:t>
-      </w:r>
-    </w:p>
-    <w:p>
-      <w:r>
-        <w:t>format_box.grid(row=4, column=1)</w:t>
-      </w:r>
-    </w:p>
-    <w:p>
-      <w:r>
-        <w:t>format_box.bind("&lt;&lt;ComboboxSelected&gt;&gt;", change_format)</w:t>
-      </w:r>
-    </w:p>
-    <w:p>
-      <w:r>
-        <w:t>ttk.Label(frame, text="Format:").grid(row=4, column=0)</w:t>
-      </w:r>
-    </w:p>
-    <w:p/>
-    <w:p>
-      <w:r>
-        <w:t># Buttons</w:t>
-      </w:r>
-    </w:p>
-    <w:p>
-      <w:r>
-        <w:t>ttk.Button(frame, text="Start", command=start_recording).grid(row=5, column=0)</w:t>
-      </w:r>
-    </w:p>
-    <w:p>
-      <w:r>
-        <w:t>ttk.Button(frame, text="Pause", command=toggle_pause).grid(row=5, column=1)</w:t>
-      </w:r>
-    </w:p>
-    <w:p>
-      <w:r>
-        <w:t>ttk.Button(frame, text="Stop", command=stop_recording).grid(row=6, column=0, columnspan=2)</w:t>
-      </w:r>
-    </w:p>
-    <w:p/>
-    <w:p>
-      <w:r>
-        <w:t>status_label = ttk.Label(frame, text="Idle")</w:t>
-      </w:r>
-    </w:p>
-    <w:p>
-      <w:r>
-        <w:t>status_label.grid(row=7, column=0, columnspan=2)</w:t>
-      </w:r>
-    </w:p>
-    <w:p/>
+        <w:t>    audio_var.set(audio_devices[0])</w:t>
+      </w:r>
+    </w:p>
+    <w:p/>
+    <w:p>
+      <w:r>
+        <w:t>audio_box = ttk.Combobox(</w:t>
+      </w:r>
+    </w:p>
+    <w:p>
+      <w:r>
+        <w:t>    frame,</w:t>
+      </w:r>
+    </w:p>
+    <w:p>
+      <w:r>
+        <w:t>    textvariable=audio_var,</w:t>
+      </w:r>
+    </w:p>
+    <w:p>
+      <w:r>
+        <w:t>    values=audio_devices,</w:t>
+      </w:r>
+    </w:p>
+    <w:p>
+      <w:r>
+        <w:t>    width=50</w:t>
+      </w:r>
+    </w:p>
+    <w:p>
+      <w:r>
+        <w:t>)</w:t>
+      </w:r>
+    </w:p>
+    <w:p/>
+    <w:p>
+      <w:r>
+        <w:t>audio_box.grid(</w:t>
+      </w:r>
+    </w:p>
+    <w:p>
+      <w:r>
+        <w:t>    row=0,</w:t>
+      </w:r>
+    </w:p>
+    <w:p>
+      <w:r>
+        <w:t>    column=1,</w:t>
+      </w:r>
+    </w:p>
+    <w:p>
+      <w:r>
+        <w:t>    pady=10</w:t>
+      </w:r>
+    </w:p>
+    <w:p>
+      <w:r>
+        <w:t>)</w:t>
+      </w:r>
+    </w:p>
+    <w:p/>
+    <w:p>
+      <w:r>
+        <w:t># ==========================================</w:t>
+      </w:r>
+    </w:p>
+    <w:p>
+      <w:r>
+        <w:t># SAVE FOLDER</w:t>
+      </w:r>
+    </w:p>
+    <w:p>
+      <w:r>
+        <w:t># ==========================================</w:t>
+      </w:r>
+    </w:p>
+    <w:p>
+      <w:r>
+        <w:t>ttk.Button(</w:t>
+      </w:r>
+    </w:p>
+    <w:p>
+      <w:r>
+        <w:t>    frame,</w:t>
+      </w:r>
+    </w:p>
+    <w:p>
+      <w:r>
+        <w:t>    text="Choose Folder",</w:t>
+      </w:r>
+    </w:p>
+    <w:p>
+      <w:r>
+        <w:t>    command=choose_folder</w:t>
+      </w:r>
+    </w:p>
+    <w:p>
+      <w:r>
+        <w:t>).grid(</w:t>
+      </w:r>
+    </w:p>
+    <w:p>
+      <w:r>
+        <w:t>    row=1,</w:t>
+      </w:r>
+    </w:p>
+    <w:p>
+      <w:r>
+        <w:t>    column=0,</w:t>
+      </w:r>
+    </w:p>
+    <w:p>
+      <w:r>
+        <w:t>    pady=10</w:t>
+      </w:r>
+    </w:p>
+    <w:p>
+      <w:r>
+        <w:lastRenderedPageBreak/>
+        <w:t>)</w:t>
+      </w:r>
+    </w:p>
+    <w:p/>
+    <w:p>
+      <w:r>
+        <w:t>folder_label = ttk.Label(</w:t>
+      </w:r>
+    </w:p>
+    <w:p>
+      <w:r>
+        <w:t>    frame,</w:t>
+      </w:r>
+    </w:p>
+    <w:p>
+      <w:r>
+        <w:t>    text="No folder selected"</w:t>
+      </w:r>
+    </w:p>
+    <w:p>
+      <w:r>
+        <w:t>)</w:t>
+      </w:r>
+    </w:p>
+    <w:p/>
+    <w:p>
+      <w:r>
+        <w:t>folder_label.grid(</w:t>
+      </w:r>
+    </w:p>
+    <w:p>
+      <w:r>
+        <w:t>    row=1,</w:t>
+      </w:r>
+    </w:p>
+    <w:p>
+      <w:r>
+        <w:t>    column=1</w:t>
+      </w:r>
+    </w:p>
+    <w:p>
+      <w:r>
+        <w:t>)</w:t>
+      </w:r>
+    </w:p>
+    <w:p/>
+    <w:p>
+      <w:r>
+        <w:t># ==========================================</w:t>
+      </w:r>
+    </w:p>
+    <w:p>
+      <w:r>
+        <w:t># START BUTTON</w:t>
+      </w:r>
+    </w:p>
+    <w:p>
+      <w:r>
+        <w:t># ==========================================</w:t>
+      </w:r>
+    </w:p>
+    <w:p>
+      <w:r>
+        <w:t>start_btn = ttk.Button(</w:t>
+      </w:r>
+    </w:p>
+    <w:p>
+      <w:r>
+        <w:t>    frame,</w:t>
+      </w:r>
+    </w:p>
+    <w:p>
+      <w:r>
+        <w:t>    text="Start Recording",</w:t>
+      </w:r>
+    </w:p>
+    <w:p>
+      <w:r>
+        <w:t>    command=lambda: threading.Thread(</w:t>
+      </w:r>
+    </w:p>
+    <w:p>
+      <w:r>
+        <w:t>        target=start_recording</w:t>
+      </w:r>
+    </w:p>
+    <w:p>
+      <w:r>
+        <w:t>    ).start()</w:t>
+      </w:r>
+    </w:p>
+    <w:p>
+      <w:r>
+        <w:t>)</w:t>
+      </w:r>
+    </w:p>
+    <w:p/>
+    <w:p>
+      <w:r>
+        <w:t>start_btn.grid(</w:t>
+      </w:r>
+    </w:p>
+    <w:p>
+      <w:r>
+        <w:t>    row=2,</w:t>
+      </w:r>
+    </w:p>
+    <w:p>
+      <w:r>
+        <w:t>    column=0,</w:t>
+      </w:r>
+    </w:p>
+    <w:p>
+      <w:r>
+        <w:lastRenderedPageBreak/>
+        <w:t>    pady=20</w:t>
+      </w:r>
+    </w:p>
+    <w:p>
+      <w:r>
+        <w:t>)</w:t>
+      </w:r>
+    </w:p>
+    <w:p/>
+    <w:p>
+      <w:r>
+        <w:t># ==========================================</w:t>
+      </w:r>
+    </w:p>
+    <w:p>
+      <w:r>
+        <w:t># PAUSE BUTTON</w:t>
+      </w:r>
+    </w:p>
+    <w:p>
+      <w:r>
+        <w:t># ==========================================</w:t>
+      </w:r>
+    </w:p>
+    <w:p>
+      <w:r>
+        <w:t>pause_btn = ttk.Button(</w:t>
+      </w:r>
+    </w:p>
+    <w:p>
+      <w:r>
+        <w:t>    frame,</w:t>
+      </w:r>
+    </w:p>
+    <w:p>
+      <w:r>
+        <w:t>    text="Pause / Resume",</w:t>
+      </w:r>
+    </w:p>
+    <w:p>
+      <w:r>
+        <w:t>    command=toggle_pause</w:t>
+      </w:r>
+    </w:p>
+    <w:p>
+      <w:r>
+        <w:t>)</w:t>
+      </w:r>
+    </w:p>
+    <w:p/>
+    <w:p>
+      <w:r>
+        <w:t>pause_btn.grid(</w:t>
+      </w:r>
+    </w:p>
+    <w:p>
+      <w:r>
+        <w:t>    row=2,</w:t>
+      </w:r>
+    </w:p>
+    <w:p>
+      <w:r>
+        <w:t>    column=1</w:t>
+      </w:r>
+    </w:p>
+    <w:p>
+      <w:r>
+        <w:t>)</w:t>
+      </w:r>
+    </w:p>
+    <w:p/>
+    <w:p>
+      <w:r>
+        <w:t># ==========================================</w:t>
+      </w:r>
+    </w:p>
+    <w:p>
+      <w:r>
+        <w:t># STOP BUTTON</w:t>
+      </w:r>
+    </w:p>
+    <w:p>
+      <w:r>
+        <w:t># ==========================================</w:t>
+      </w:r>
+    </w:p>
+    <w:p>
+      <w:r>
+        <w:t>stop_btn = ttk.Button(</w:t>
+      </w:r>
+    </w:p>
+    <w:p>
+      <w:r>
+        <w:t>    frame,</w:t>
+      </w:r>
+    </w:p>
+    <w:p>
+      <w:r>
+        <w:t>    text="Stop Recording",</w:t>
+      </w:r>
+    </w:p>
+    <w:p>
+      <w:r>
+        <w:t>    command=stop_recording</w:t>
+      </w:r>
+    </w:p>
+    <w:p>
+      <w:r>
+        <w:t>)</w:t>
+      </w:r>
+    </w:p>
+    <w:p/>
+    <w:p>
+      <w:r>
+        <w:lastRenderedPageBreak/>
+        <w:t>stop_btn.grid(</w:t>
+      </w:r>
+    </w:p>
+    <w:p>
+      <w:r>
+        <w:t>    row=2,</w:t>
+      </w:r>
+    </w:p>
+    <w:p>
+      <w:r>
+        <w:t>    column=2</w:t>
+      </w:r>
+    </w:p>
+    <w:p>
+      <w:r>
+        <w:t>)</w:t>
+      </w:r>
+    </w:p>
+    <w:p/>
+    <w:p>
+      <w:r>
+        <w:t># ==========================================</w:t>
+      </w:r>
+    </w:p>
+    <w:p>
+      <w:r>
+        <w:t># STATUS</w:t>
+      </w:r>
+    </w:p>
+    <w:p>
+      <w:r>
+        <w:t># ==========================================</w:t>
+      </w:r>
+    </w:p>
+    <w:p>
+      <w:r>
+        <w:t>status_label = ttk.Label(</w:t>
+      </w:r>
+    </w:p>
+    <w:p>
+      <w:r>
+        <w:t>    frame,</w:t>
+      </w:r>
+    </w:p>
+    <w:p>
+      <w:r>
+        <w:t>    text="Idle"</w:t>
+      </w:r>
+    </w:p>
+    <w:p>
+      <w:r>
+        <w:t>)</w:t>
+      </w:r>
+    </w:p>
+    <w:p/>
+    <w:p>
+      <w:r>
+        <w:t>status_label.grid(</w:t>
+      </w:r>
+    </w:p>
+    <w:p>
+      <w:r>
+        <w:t>    row=3,</w:t>
+      </w:r>
+    </w:p>
+    <w:p>
+      <w:r>
+        <w:t>    column=0,</w:t>
+      </w:r>
+    </w:p>
+    <w:p>
+      <w:r>
+        <w:t>    columnspan=3,</w:t>
+      </w:r>
+    </w:p>
+    <w:p>
+      <w:r>
+        <w:t>    pady=20</w:t>
+      </w:r>
+    </w:p>
+    <w:p>
+      <w:r>
+        <w:t>)</w:t>
+      </w:r>
+    </w:p>
+    <w:p/>
+    <w:p>
+      <w:r>
+        <w:t># ==========================================</w:t>
+      </w:r>
+    </w:p>
+    <w:p>
+      <w:r>
+        <w:t># TIMER LABEL</w:t>
+      </w:r>
+    </w:p>
+    <w:p>
+      <w:r>
+        <w:t># ==========================================</w:t>
+      </w:r>
+    </w:p>
+    <w:p>
+      <w:r>
+        <w:t>timer_label = ttk.Label(</w:t>
+      </w:r>
+    </w:p>
+    <w:p>
+      <w:r>
+        <w:t>    frame,</w:t>
+      </w:r>
+    </w:p>
+    <w:p>
+      <w:r>
+        <w:t>    text="</w:t>
+      </w:r>
+      <w:r>
+        <w:rPr>
+          <w:rFonts w:ascii="Segoe UI Symbol" w:hAnsi="Segoe UI Symbol" w:cs="Segoe UI Symbol"/>
+        </w:rPr>
+        <w:t>⏱</w:t>
+      </w:r>
+      <w:r>
+        <w:t xml:space="preserve"> 00:00:00",</w:t>
+      </w:r>
+    </w:p>
+    <w:p>
+      <w:r>
+        <w:lastRenderedPageBreak/>
+        <w:t>    font=("Arial", 16, "bold")</w:t>
+      </w:r>
+    </w:p>
+    <w:p>
+      <w:r>
+        <w:t>)</w:t>
+      </w:r>
+    </w:p>
+    <w:p/>
+    <w:p>
+      <w:r>
+        <w:t>timer_label.grid(</w:t>
+      </w:r>
+    </w:p>
+    <w:p>
+      <w:r>
+        <w:t>    row=4,</w:t>
+      </w:r>
+    </w:p>
+    <w:p>
+      <w:r>
+        <w:t>    column=0,</w:t>
+      </w:r>
+    </w:p>
+    <w:p>
+      <w:r>
+        <w:t>    columnspan=3,</w:t>
+      </w:r>
+    </w:p>
+    <w:p>
+      <w:r>
+        <w:t>    pady=10</w:t>
+      </w:r>
+    </w:p>
+    <w:p>
+      <w:r>
+        <w:t>)</w:t>
+      </w:r>
+    </w:p>
+    <w:p/>
+    <w:p>
+      <w:r>
+        <w:t># ==========================================</w:t>
+      </w:r>
+    </w:p>
+    <w:p>
+      <w:r>
+        <w:t># HOTKEYS INFO</w:t>
+      </w:r>
+    </w:p>
+    <w:p>
+      <w:r>
+        <w:t># ==========================================</w:t>
+      </w:r>
+    </w:p>
+    <w:p>
+      <w:r>
+        <w:t>hotkeys_label = ttk.Label(</w:t>
+      </w:r>
+    </w:p>
+    <w:p>
+      <w:r>
+        <w:t>    frame,</w:t>
+      </w:r>
+    </w:p>
+    <w:p>
+      <w:r>
+        <w:t>    text=(</w:t>
+      </w:r>
+    </w:p>
+    <w:p>
+      <w:r>
+        <w:t>        "HOTKEYS\n"</w:t>
+      </w:r>
+    </w:p>
+    <w:p>
+      <w:r>
+        <w:t>        "CTRL + ALT + S = Start\n"</w:t>
+      </w:r>
+    </w:p>
+    <w:p>
+      <w:r>
+        <w:t>        "CTRL + ALT + P = Pause / Resume\n"</w:t>
+      </w:r>
+    </w:p>
+    <w:p>
+      <w:r>
+        <w:t>        "CTRL + ALT + X = Stop"</w:t>
+      </w:r>
+    </w:p>
+    <w:p>
+      <w:r>
+        <w:t>    )</w:t>
+      </w:r>
+    </w:p>
+    <w:p>
+      <w:r>
+        <w:t>)</w:t>
+      </w:r>
+    </w:p>
+    <w:p/>
+    <w:p>
+      <w:r>
+        <w:t>hotkeys_label.grid(</w:t>
+      </w:r>
+    </w:p>
+    <w:p>
+      <w:r>
+        <w:t>    row=5,</w:t>
+      </w:r>
+    </w:p>
+    <w:p>
+      <w:r>
+        <w:t>    column=0,</w:t>
+      </w:r>
+    </w:p>
+    <w:p>
+      <w:r>
+        <w:lastRenderedPageBreak/>
+        <w:t>    columnspan=3</w:t>
+      </w:r>
+    </w:p>
+    <w:p>
+      <w:r>
+        <w:t>)</w:t>
+      </w:r>
+    </w:p>
+    <w:p/>
+    <w:p>
+      <w:r>
+        <w:t># ==========================================</w:t>
+      </w:r>
+    </w:p>
+    <w:p>
+      <w:r>
+        <w:t># START TIMER LOOP</w:t>
+      </w:r>
+    </w:p>
+    <w:p>
+      <w:r>
+        <w:t># ==========================================</w:t>
+      </w:r>
+    </w:p>
+    <w:p>
+      <w:r>
+        <w:t>update_timer()</w:t>
+      </w:r>
+    </w:p>
+    <w:p/>
+    <w:p>
+      <w:r>
+        <w:t># ==========================================</w:t>
+      </w:r>
+    </w:p>
+    <w:p>
+      <w:r>
+        <w:t># MAIN LOOP</w:t>
+      </w:r>
+    </w:p>
+    <w:p>
+      <w:r>
+        <w:t># ==========================================</w:t>
+      </w:r>
+    </w:p>
     <w:p>
       <w:r>
         <w:t>root.mainloop()</w:t>
@@ -2549,7 +3759,6 @@
   <w:style w:type="character" w:default="1" w:styleId="DefaultParagraphFont">
     <w:name w:val="Default Paragraph Font"/>
     <w:uiPriority w:val="1"/>
-    <w:semiHidden/>
     <w:unhideWhenUsed/>
   </w:style>
   <w:style w:type="table" w:default="1" w:styleId="TableNormal">
